--- a/FraudLens_AI_Research_Paper/FraudLens_AI_IEEE_Research_Paper_final.docx
+++ b/FraudLens_AI_Research_Paper/FraudLens_AI_IEEE_Research_Paper_final.docx
@@ -11,7 +11,7 @@
         <w:rPr>
           <w:rFonts w:ascii="Times New Roman" w:hAnsi="Times New Roman"/>
           <w:b/>
-          <w:sz w:val="40"/>
+          <w:sz w:val="38"/>
         </w:rPr>
         <w:t>FraudLens AI: Explainable AI-Based Financial Fraud and Risk Detection System</w:t>
       </w:r>
@@ -31,36 +31,23 @@
         <w:tc>
           <w:tcPr>
             <w:tcW w:type="dxa" w:w="4896"/>
-            <w:tcBorders>
-              <w:top w:val="none"/>
-              <w:bottom w:val="none"/>
-              <w:left w:val="none"/>
-              <w:right w:val="none"/>
-            </w:tcBorders>
-            <w:tcMar>
-              <w:top w:w="0" w:type="dxa"/>
-              <w:bottom w:w="80" w:type="dxa"/>
-              <w:left w:w="50" w:type="dxa"/>
-              <w:right w:w="50" w:type="dxa"/>
-            </w:tcMar>
           </w:tcPr>
           <w:p>
             <w:pPr>
-              <w:spacing w:line="274" w:lineRule="auto" w:after="0"/>
+              <w:spacing w:after="40" w:line="276" w:lineRule="auto"/>
               <w:jc w:val="center"/>
             </w:pPr>
             <w:r>
               <w:rPr>
                 <w:b/>
-                <w:sz w:val="21"/>
+                <w:sz w:val="20"/>
               </w:rPr>
               <w:t>Mohana Priya S</w:t>
               <w:br/>
             </w:r>
             <w:r>
               <w:rPr>
-                <w:i/>
-                <w:sz w:val="16"/>
+                <w:sz w:val="17"/>
               </w:rPr>
               <w:t>Department of Computer Science and Engineering</w:t>
               <w:br/>
@@ -83,36 +70,23 @@
         <w:tc>
           <w:tcPr>
             <w:tcW w:type="dxa" w:w="4896"/>
-            <w:tcBorders>
-              <w:top w:val="none"/>
-              <w:bottom w:val="none"/>
-              <w:left w:val="none"/>
-              <w:right w:val="none"/>
-            </w:tcBorders>
-            <w:tcMar>
-              <w:top w:w="0" w:type="dxa"/>
-              <w:bottom w:w="80" w:type="dxa"/>
-              <w:left w:w="50" w:type="dxa"/>
-              <w:right w:w="50" w:type="dxa"/>
-            </w:tcMar>
           </w:tcPr>
           <w:p>
             <w:pPr>
-              <w:spacing w:line="274" w:lineRule="auto" w:after="0"/>
+              <w:spacing w:after="40" w:line="276" w:lineRule="auto"/>
               <w:jc w:val="center"/>
             </w:pPr>
             <w:r>
               <w:rPr>
                 <w:b/>
-                <w:sz w:val="21"/>
+                <w:sz w:val="20"/>
               </w:rPr>
               <w:t>Monisha S</w:t>
               <w:br/>
             </w:r>
             <w:r>
               <w:rPr>
-                <w:i/>
-                <w:sz w:val="16"/>
+                <w:sz w:val="17"/>
               </w:rPr>
               <w:t>Department of Computer Science and Engineering</w:t>
               <w:br/>
@@ -136,7 +110,7 @@
     </w:tbl>
     <w:p>
       <w:pPr>
-        <w:spacing w:before="160" w:after="200"/>
+        <w:spacing w:before="160" w:after="160"/>
         <w:ind w:left="288" w:right="288"/>
         <w:jc w:val="both"/>
       </w:pPr>
@@ -152,9 +126,7 @@
         <w:rPr>
           <w:sz w:val="17"/>
         </w:rPr>
-        <w:t>In modern digital payment clearing infrastructures, instant payment rails, card-not-present merchant acquirers, and distributed financial applications process transactions within sub-second latencies. This velocity has concomitantly empowered automated cyber-adversarial syndicates deploying distributed credential attacks, velocity burst evasion, and synthetic identity fraud. Conventional financial fraud defenses suffer from an acute systemic dilemma: deterministic rule-based heuristics generate excessive false-positive declines that alienate legitimate consumers, while complex black-box machine learning ensembles obscure the causal mechanisms underlying high-risk predictions, violating regulatory transparency mandates such as Article 22 of the European Union General Data Protection Regulation (GDPR). This paper introduces FraudLens AI, a novel, enterprise-grade, explainable artificial intelligence (XAI) financial fraud detection and risk intelligence platform engineered for sub-5 millisecond pre-authorization decisioning. FraudLens AI implements an 11-stage, data-leakage audited feature pipeline transforming raw payment parameters into a 63-dimensional model-ready signal space. A rigorous classifier tournament benchmarks L2-regularized Logistic Regression, Random Forests, and Extreme Gradient Boosting (XGBoost) calibrated with cost-sensitive class balancing, alongside a soft-voting stacking ensemble. Evaluated on a 20,000-transaction financial benchmark spanning 30 merchants and 10 commercial categories under a 5.46% fraud prevalence, the champion XGBoost model achieves 1.000 Recall, 0.750 Precision, 1.000 ROC-AUC, and 1.000 PR-AUC, intercepting all fraudulent attempts while maintaining minimal false-alarm operational friction. Crucially, FraudLens AI decouples statistical model probabilities from an independent, deterministic 0–100 multi-factor risk score evaluating spending surge z-scores, velocity decay bursts, beneficiary integrity, and environmental hardware novelties. Exact polynomial-time Shapley attributions are computed via TreeSHAP in 1.1 ms, rendering interactive waterfall force decompositions and customer-accessible natural language rationales. Operational safety is reinforced by a context-aware conversational security assistant enforcing deterministic action barriers, strict read-only data isolation, and customer-scoped authorization. Rigorous empirical verification across 385 automated test cases validates sub-5ms pre-authorization throughput, zero data leakage, and cryptographic tenant boundary integrity.</w:t>
-      </w:r>
-      <w:r>
+        <w:t>In modern digital payment infrastructures, real-time clearing networks and distributed merchant endpoints process transactions within sub-second latencies. This velocity has empowered automated cyber-adversarial syndicates deploying distributed credential attacks, velocity burst evasion, and synthetic identity fraud. Conventional financial fraud defenses suffer from an acute systemic dilemma: deterministic rule-based heuristics generate excessive false-positive declines that alienate legitimate consumers, while opaque black-box machine learning ensembles obscure the causal mechanisms underlying high-risk predictions, violating regulatory transparency mandates such as Article 22 of the European Union General Data Protection Regulation (GDPR). This paper introduces FraudLens AI, an enterprise-grade, explainable artificial intelligence (XAI) financial fraud detection and risk intelligence platform engineered for sub-5 millisecond pre-authorization decisioning. FraudLens AI implements an 11-stage, data-leakage audited feature pipeline transforming raw payment parameters into a 63-dimensional signal space. A classifier tournament benchmarks regularized Logistic Regression, Random Forests, and Extreme Gradient Boosting (XGBoost) calibrated with cost-sensitive class balancing, alongside a soft-voting stacking ensemble. Evaluated on a 20,000-transaction financial benchmark spanning 30 merchants under a 5.46% fraud prevalence, the champion XGBoost model achieves 1.000 Recall, 0.750 Precision, 1.000 ROC-AUC, and 1.000 PR-AUC, intercepting all fraudulent attempts while maintaining low false-alarm friction. Crucially, FraudLens AI decouples statistical model probabilities from an independent, deterministic 0–100 multi-factor risk score evaluating spending surge z-scores, velocity decay bursts, beneficiary integrity, and environmental hardware novelties. Exact polynomial-time Shapley attributions are computed via TreeSHAP in 1.1 ms, rendering interactive waterfall decompositions and customer-accessible natural language rationales. Operational safety is reinforced by a context-aware conversational security assistant enforcing deterministic action barriers, strict read-only data isolation, and customer-scoped authorization. Rigorous empirical verification across 385 automated test cases validates sub-5ms pre-authorization throughput, zero data leakage, and cryptographic tenant boundary integrity.</w:t>
         <w:br/>
       </w:r>
       <w:r>
@@ -184,7 +156,7 @@
     </w:p>
     <w:p>
       <w:pPr>
-        <w:spacing w:before="150" w:after="70"/>
+        <w:spacing w:before="160" w:after="60"/>
         <w:jc w:val="center"/>
       </w:pPr>
       <w:r>
@@ -197,7 +169,7 @@
     </w:p>
     <w:p>
       <w:pPr>
-        <w:spacing w:line="272" w:lineRule="auto" w:after="76"/>
+        <w:spacing w:line="272" w:lineRule="auto" w:after="70"/>
         <w:ind w:firstLine="259"/>
         <w:jc w:val="both"/>
       </w:pPr>
@@ -205,12 +177,12 @@
         <w:rPr>
           <w:sz w:val="18"/>
         </w:rPr>
-        <w:t>The exponential expansion of digital financial ecosystems has revolutionized global commerce. The widespread deployment of real-time card settlement networks, merchant acquirer payment gateways, and instant electronic clearing infrastructures conforming to ISO 20022 message specifications has compressed end-to-end transaction latency to hundreds of milliseconds. However, this hyper-velocity has introduced unprecedented systemic vulnerabilities. Financial fraud syndicates have transitioned from manual card theft to automated, distributed cyber-adversarial campaigns [7], [19]. Modern attack vectors employ automated credential stuffing, distributed denial-of-inventory, coordinated synthetic identities, and account takeover (ATO) botnets capable of executing synchronized transaction bursts across geographically dispersed endpoints within sub-second intervals [8], [22].</w:t>
+        <w:t>The rapid expansion of digital payment ecosystems has transformed global commercial transactions. Real-time settlement rails, card-not-present merchant payment gateways, and instant electronic funds transfer protocols conforming to ISO 20022 have compressed transaction clearing windows to sub-second durations. However, this acceleration has expanded systemic exposure to automated cyber-adversarial campaigns [1], [2]. Organized fraud syndicates deploy credential-stuffing engines, automated distributed botnets, and coordinated account takeover (ATO) attacks capable of executing high-velocity transaction bursts across disparate merchant endpoints [3].</w:t>
       </w:r>
     </w:p>
     <w:p>
       <w:pPr>
-        <w:spacing w:line="272" w:lineRule="auto" w:after="76"/>
+        <w:spacing w:line="272" w:lineRule="auto" w:after="70"/>
         <w:ind w:firstLine="259"/>
         <w:jc w:val="both"/>
       </w:pPr>
@@ -218,12 +190,12 @@
         <w:rPr>
           <w:sz w:val="18"/>
         </w:rPr>
-        <w:t>In this threat environment, traditional financial institution defenses exhibit fundamental limitations. Rule-based expert systems—relying on static boolean heuristics such as rigid velocity thresholds, fixed geographical restrictions, and static amount ceilings—suffer from severe operational rigidity [10]. Because fraud patterns continuously mutate to circumvent deterministic triggers, static rule engines generate catastrophic false-positive friction, inconveniencing cardholders and causing high false-decline abandonment rates [6]. Conversely, when rules are relaxed, sophisticated fraud slips past undetected, resulting in severe chargeback losses [19].</w:t>
+        <w:t>Conventional institutional defenses face severe operational trade-offs. Rule-based heuristic filters—relying on rigid boolean thresholds for transaction amount ceilings, velocity counts, and geographic boundaries—suffer from inflexibility [4]. Because fraud techniques continually evolve, static rules cause high false-positive decline rates, alienating legitimate customers and causing shopping cart abandonment [5]. Conversely, relaxing rule parameters allows subtle fraud patterns to proceed undetected, triggering chargeback penalties and interchange fees [2].</w:t>
       </w:r>
     </w:p>
     <w:p>
       <w:pPr>
-        <w:spacing w:line="272" w:lineRule="auto" w:after="76"/>
+        <w:spacing w:line="272" w:lineRule="auto" w:after="70"/>
         <w:ind w:firstLine="259"/>
         <w:jc w:val="both"/>
       </w:pPr>
@@ -231,7 +203,7 @@
         <w:rPr>
           <w:sz w:val="18"/>
         </w:rPr>
-        <w:t>To overcome static rule inflexibility, financial organizations have increasingly adopted supervised machine learning (ML) models, including ensemble tree architectures such as Random Forests [4], [27] and Extreme Gradient Boosting (XGBoost) [3]. However, real-world banking adoption is hindered by extreme class imbalance (under 5% positive instances) [5], [9], [20], the black-box interpretability deficit [13], [14], [34], and strict regulatory compliance mandates under GDPR Article 22 [16], supervisory guidance SR 11-7 [35], and trustworthy AI guidelines [32].</w:t>
+        <w:t>To resolve these limitations, financial institutions deploy supervised machine learning models, including ensemble architectures such as Random Forests [6], [7] and Extreme Gradient Boosting (XGBoost) [8]. Although gradient-boosted trees capture intricate non-linear interactions across tabular features, their production deployment in banking clearinghouses is impeded by three major challenges: (1) Extreme class imbalance (under 5% fraud) [9], [10], [11], (2) The black-box interpretability deficit [12], [13], and (3) Strict regulatory compliance mandates under GDPR Article 22 [14] and Model Risk Management SR 11-7 [15].</w:t>
       </w:r>
     </w:p>
     <w:p>
@@ -250,7 +222,7 @@
     </w:p>
     <w:p>
       <w:pPr>
-        <w:spacing w:line="272" w:lineRule="auto" w:after="76"/>
+        <w:spacing w:line="272" w:lineRule="auto" w:after="70"/>
         <w:ind w:firstLine="259"/>
         <w:jc w:val="both"/>
       </w:pPr>
@@ -285,7 +257,7 @@
     </w:p>
     <w:p>
       <w:pPr>
-        <w:spacing w:line="272" w:lineRule="auto" w:after="76"/>
+        <w:spacing w:line="272" w:lineRule="auto" w:after="70"/>
         <w:ind w:firstLine="259"/>
         <w:jc w:val="both"/>
       </w:pPr>
@@ -293,7 +265,7 @@
         <w:rPr>
           <w:sz w:val="18"/>
         </w:rPr>
-        <w:t>Furthermore, the loss function optimizes an asymmetric cost matrix where False Negative cost C_FN &gt;&gt; C_FP.</w:t>
+        <w:t>Furthermore, the loss function optimizes an asymmetric cost matrix where False Negative cost C_FN substantially exceeds False Positive cost C_FP: C_FN / C_FP &gt;&gt; 10.</w:t>
       </w:r>
     </w:p>
     <w:p>
@@ -312,7 +284,7 @@
     </w:p>
     <w:p>
       <w:pPr>
-        <w:spacing w:line="272" w:lineRule="auto" w:after="76"/>
+        <w:spacing w:line="272" w:lineRule="auto" w:after="70"/>
         <w:ind w:firstLine="259"/>
         <w:jc w:val="both"/>
       </w:pPr>
@@ -325,7 +297,7 @@
     </w:p>
     <w:p>
       <w:pPr>
-        <w:spacing w:before="150" w:after="70"/>
+        <w:spacing w:before="160" w:after="60"/>
         <w:jc w:val="center"/>
       </w:pPr>
       <w:r>
@@ -338,7 +310,7 @@
     </w:p>
     <w:p>
       <w:pPr>
-        <w:spacing w:line="272" w:lineRule="auto" w:after="76"/>
+        <w:spacing w:line="272" w:lineRule="auto" w:after="70"/>
         <w:ind w:firstLine="259"/>
         <w:jc w:val="both"/>
       </w:pPr>
@@ -365,7 +337,7 @@
     </w:p>
     <w:p>
       <w:pPr>
-        <w:spacing w:line="272" w:lineRule="auto" w:after="76"/>
+        <w:spacing w:line="272" w:lineRule="auto" w:after="70"/>
         <w:ind w:firstLine="259"/>
         <w:jc w:val="both"/>
       </w:pPr>
@@ -373,7 +345,7 @@
         <w:rPr>
           <w:sz w:val="18"/>
         </w:rPr>
-        <w:t>Early systems relied on Isolation Forests [26] and One-Class SVMs [29]. Isolation Forests isolate anomalies by randomly partitioning feature spaces using binary search trees. However, unsupervised methods exhibit high false-positive rates due to volatile legitimate spending patterns (e.g., holiday spikes) that deviate statistically from baselines [6].</w:t>
+        <w:t>Early systems relied on Isolation Forests [16]. Isolation Forests isolate anomalies by randomly partitioning feature spaces using binary search trees. However, unsupervised methods exhibit high false-positive rates due to volatile legitimate spending patterns (e.g., holiday shopping or travel) that deviate statistically from baselines without being fraudulent [5].</w:t>
       </w:r>
     </w:p>
     <w:p>
@@ -392,7 +364,7 @@
     </w:p>
     <w:p>
       <w:pPr>
-        <w:spacing w:line="272" w:lineRule="auto" w:after="76"/>
+        <w:spacing w:line="272" w:lineRule="auto" w:after="70"/>
         <w:ind w:firstLine="259"/>
         <w:jc w:val="both"/>
       </w:pPr>
@@ -400,7 +372,7 @@
         <w:rPr>
           <w:sz w:val="18"/>
         </w:rPr>
-        <w:t>Supervised algorithms achieve superior precision [7]. Breiman's Random Forest [4] demonstrated robustness through bagging and randomized feature subspaces. Chen and Guestrin introduced XGBoost [3], which utilizes second-order Taylor loss expansion, sparsity-aware splits, and shrinkage regularizers. To counter class imbalance [9], [20], SMOTE oversampling [5] synthesizes minority instances along k-NN lines; however, Pozzolo et al. [6], [7] demonstrated that synthetic oversampling distorts probability calibration in streaming data. Cost-sensitive gradient loss weighting and empirical threshold-moving [21] are vastly superior.</w:t>
+        <w:t>Supervised algorithms achieve superior precision [1]. Breiman's Random Forest [6] demonstrated robustness through bagging and randomized feature subspaces. Chen and Guestrin introduced XGBoost [8], which utilizes second-order Taylor loss expansion, sparsity-aware splits, and shrinkage regularizers. To counter class imbalance [10], [11], SMOTE oversampling [9] synthesizes minority instances along k-NN lines; however, Pozzolo et al. [1], [5] demonstrated that synthetic oversampling distorts probability calibration in streaming data. Cost-sensitive gradient loss weighting and empirical threshold optimization [17] offer superior stability.</w:t>
       </w:r>
     </w:p>
     <w:p>
@@ -419,7 +391,7 @@
     </w:p>
     <w:p>
       <w:pPr>
-        <w:spacing w:line="272" w:lineRule="auto" w:after="76"/>
+        <w:spacing w:line="272" w:lineRule="auto" w:after="70"/>
         <w:ind w:firstLine="259"/>
         <w:jc w:val="both"/>
       </w:pPr>
@@ -427,7 +399,7 @@
         <w:rPr>
           <w:sz w:val="18"/>
         </w:rPr>
-        <w:t>Recent studies investigate Graph Neural Networks (GNNs) and Heterogeneous Information Networks (HINs) [28]. By modeling cards, terminals, and IPs as heterogeneous nodes, GNNs capture multi-hop collusion. However, recursive neighborhood aggregation introduces latencies exceeding 150-500 ms, violating the sub-10ms pre-authorization clearing SLA.</w:t>
+        <w:t>Recent studies investigate Graph Neural Networks (GNNs) and Heterogeneous Information Networks (HINs) [18]. By modeling cards, terminals, and IPs as heterogeneous nodes, GNNs capture multi-hop collusion rings. However, recursive neighborhood aggregation introduces latencies exceeding 150-500 ms, violating the sub-10ms pre-authorization clearing SLA.</w:t>
       </w:r>
     </w:p>
     <w:p>
@@ -446,7 +418,7 @@
     </w:p>
     <w:p>
       <w:pPr>
-        <w:spacing w:line="272" w:lineRule="auto" w:after="76"/>
+        <w:spacing w:line="272" w:lineRule="auto" w:after="70"/>
         <w:ind w:firstLine="259"/>
         <w:jc w:val="both"/>
       </w:pPr>
@@ -454,7 +426,7 @@
         <w:rPr>
           <w:sz w:val="18"/>
         </w:rPr>
-        <w:t>Regulatory compliance under GDPR Article 22 [16] mandates automated decision transparency. LIME [34] fits local surrogate linear models via perturbation; however, it suffers from Monte Carlo sampling instability [13], [14]. In contrast, SHAP [1] unifies cooperative game theory with additive feature attributions. TreeSHAP [2] optimizes attribution computation over tree ensembles in polynomial time O(T L D^2). FraudLens AI leverages TreeSHAP for sub-2ms deterministic explanations.</w:t>
+        <w:t>Regulatory compliance under GDPR Article 22 [14] mandates automated decision transparency. LIME [12] fits local surrogate linear models via perturbation; however, it suffers from Monte Carlo sampling instability [13]. In contrast, SHAP [19] unifies cooperative game theory with additive feature attributions. TreeSHAP [20] optimizes attribution computation over tree ensembles in polynomial time O(T L D^2). FraudLens AI leverages TreeSHAP for sub-2ms deterministic explanations.</w:t>
       </w:r>
     </w:p>
     <w:p>
@@ -468,12 +440,12 @@
           <w:i/>
           <w:sz w:val="18"/>
         </w:rPr>
-        <w:t>E. Conversational Interfaces and Security Copilots</w:t>
+        <w:t>E. Conversational Interfaces and Security Safeguards</w:t>
       </w:r>
     </w:p>
     <w:p>
       <w:pPr>
-        <w:spacing w:line="272" w:lineRule="auto" w:after="76"/>
+        <w:spacing w:line="272" w:lineRule="auto" w:after="70"/>
         <w:ind w:firstLine="259"/>
         <w:jc w:val="both"/>
       </w:pPr>
@@ -481,12 +453,12 @@
         <w:rPr>
           <w:sz w:val="18"/>
         </w:rPr>
-        <w:t>Conversational assistants in financial operations reduce investigator cognitive load [17]. However, naive conversational interfaces expose vulnerabilities to prompt injection and unauthorized state mutations [18]. FraudLens AI implements a multi-tier security barrier enforcing strict read-only execution.</w:t>
+        <w:t>Integrating conversational assistants into risk operations allows investigators to query case files using natural language. However, conversational interfaces connected to financial backends risk prompt injection and unintended state mutations. FraudLens AI implements a multi-tier security barrier enforcing strict read-only execution.</w:t>
       </w:r>
     </w:p>
     <w:p>
       <w:pPr>
-        <w:spacing w:before="150" w:after="70"/>
+        <w:spacing w:before="160" w:after="60"/>
         <w:jc w:val="center"/>
       </w:pPr>
       <w:r>
@@ -499,7 +471,7 @@
     </w:p>
     <w:p>
       <w:pPr>
-        <w:spacing w:line="272" w:lineRule="auto" w:after="76"/>
+        <w:spacing w:line="272" w:lineRule="auto" w:after="70"/>
         <w:ind w:firstLine="259"/>
         <w:jc w:val="both"/>
       </w:pPr>
@@ -512,13 +484,13 @@
     </w:p>
     <w:p>
       <w:pPr>
-        <w:spacing w:before="110" w:after="50"/>
+        <w:spacing w:before="100" w:after="40"/>
         <w:jc w:val="center"/>
       </w:pPr>
       <w:r>
         <w:drawing>
           <wp:inline xmlns:a="http://schemas.openxmlformats.org/drawingml/2006/main" xmlns:pic="http://schemas.openxmlformats.org/drawingml/2006/picture">
-            <wp:extent cx="3063240" cy="1864763"/>
+            <wp:extent cx="2514600" cy="1530776"/>
             <wp:docPr id="1" name="Picture 1"/>
             <wp:cNvGraphicFramePr>
               <a:graphicFrameLocks noChangeAspect="1"/>
@@ -539,7 +511,7 @@
                   <pic:spPr>
                     <a:xfrm>
                       <a:off x="0" y="0"/>
-                      <a:ext cx="3063240" cy="1864763"/>
+                      <a:ext cx="2514600" cy="1530776"/>
                     </a:xfrm>
                     <a:prstGeom prst="rect"/>
                   </pic:spPr>
@@ -552,7 +524,7 @@
     </w:p>
     <w:p>
       <w:pPr>
-        <w:spacing w:after="90"/>
+        <w:spacing w:after="80"/>
         <w:jc w:val="both"/>
       </w:pPr>
       <w:r>
@@ -585,7 +557,7 @@
     </w:p>
     <w:p>
       <w:pPr>
-        <w:spacing w:line="272" w:lineRule="auto" w:after="76"/>
+        <w:spacing w:line="272" w:lineRule="auto" w:after="70"/>
         <w:ind w:firstLine="259"/>
         <w:jc w:val="both"/>
       </w:pPr>
@@ -598,7 +570,7 @@
     </w:p>
     <w:p>
       <w:pPr>
-        <w:spacing w:before="150" w:after="70"/>
+        <w:spacing w:before="160" w:after="60"/>
         <w:jc w:val="center"/>
       </w:pPr>
       <w:r>
@@ -625,7 +597,7 @@
     </w:p>
     <w:p>
       <w:pPr>
-        <w:spacing w:line="272" w:lineRule="auto" w:after="76"/>
+        <w:spacing w:line="272" w:lineRule="auto" w:after="70"/>
         <w:ind w:firstLine="259"/>
         <w:jc w:val="both"/>
       </w:pPr>
@@ -652,7 +624,7 @@
     </w:p>
     <w:p>
       <w:pPr>
-        <w:spacing w:line="272" w:lineRule="auto" w:after="76"/>
+        <w:spacing w:line="272" w:lineRule="auto" w:after="70"/>
         <w:ind w:firstLine="259"/>
         <w:jc w:val="both"/>
       </w:pPr>
@@ -718,7 +690,7 @@
           <w:sz w:val="17"/>
         </w:rPr>
         <w:tab/>
-        <w:t>L^(m) = sum [ g_i f_m(x_i) + 0.5 h_i f_m^2(x_i) ] + gamma T_m + 0.5 lambda sum w_j^2</w:t>
+        <w:t>L^(m) ~ sum [ g_i f_m(x_i) + 0.5 h_i f_m^2(x_i) ] + gamma T_m + 0.5 lambda sum w_j^2</w:t>
         <w:tab/>
       </w:r>
       <w:r>
@@ -753,7 +725,7 @@
     </w:p>
     <w:p>
       <w:pPr>
-        <w:spacing w:before="110" w:after="50"/>
+        <w:spacing w:before="100" w:after="40"/>
         <w:jc w:val="center"/>
       </w:pPr>
       <w:r>
@@ -793,7 +765,7 @@
     </w:p>
     <w:p>
       <w:pPr>
-        <w:spacing w:after="90"/>
+        <w:spacing w:after="80"/>
         <w:jc w:val="both"/>
       </w:pPr>
       <w:r>
@@ -807,7 +779,7 @@
         <w:rPr>
           <w:sz w:val="15"/>
         </w:rPr>
-        <w:t>End-to-end transaction risk evaluation workflow showing in-memory ingestion, 11-step preprocessing, XGBoost inference, decoupled risk scoring, TreeSHAP attribution, and pre-authorization decision gating in strict black-and-white IEEE styling.</w:t>
+        <w:t>End-to-end transaction risk evaluation workflow. Sequential stages: in-memory ingestion, 11-step preprocessing, XGBoost inference, decoupled risk scoring, TreeSHAP attribution, and pre-authorization decision gating.</w:t>
       </w:r>
     </w:p>
     <w:p>
@@ -826,7 +798,7 @@
     </w:p>
     <w:p>
       <w:pPr>
-        <w:spacing w:line="272" w:lineRule="auto" w:after="76"/>
+        <w:spacing w:line="272" w:lineRule="auto" w:after="70"/>
         <w:ind w:firstLine="259"/>
         <w:jc w:val="both"/>
       </w:pPr>
@@ -834,7 +806,7 @@
         <w:rPr>
           <w:sz w:val="18"/>
         </w:rPr>
-        <w:t>Fraud probability P in [0, 1] is decoupled from composite risk score R in [0, 100]:</w:t>
+        <w:t>The composite risk score R(x) is computed as a bounded piecewise additive function:</w:t>
       </w:r>
     </w:p>
     <w:p>
@@ -861,7 +833,7 @@
     </w:p>
     <w:p>
       <w:pPr>
-        <w:spacing w:line="272" w:lineRule="auto" w:after="76"/>
+        <w:spacing w:line="272" w:lineRule="auto" w:after="70"/>
         <w:ind w:firstLine="259"/>
         <w:jc w:val="both"/>
       </w:pPr>
@@ -869,7 +841,7 @@
         <w:rPr>
           <w:sz w:val="18"/>
         </w:rPr>
-        <w:t>where S_ML = 60 * P, S_amount captures spending z-scores, S_velocity penalizes burst counts, S_history assesses chargeback records, and S_env calculates Haversine travel speeds:</w:t>
+        <w:t>Geographic impossibility is evaluated via the Haversine formula:</w:t>
       </w:r>
     </w:p>
     <w:p>
@@ -883,7 +855,7 @@
           <w:sz w:val="17"/>
         </w:rPr>
         <w:tab/>
-        <w:t>d = 2 r arcsin(sqrt(sin^2(Delta phi / 2) + cos(phi_1) cos(phi_2) sin^2(Delta lambda / 2))),  v = d / Delta tau</w:t>
+        <w:t>d = 2 r arcsin( sqrt( sin^2(d_phi / 2) + cos(phi_1) cos(phi_2) sin^2(d_lambda / 2) ) ),  v = d / dt</w:t>
         <w:tab/>
       </w:r>
       <w:r>
@@ -896,7 +868,7 @@
     </w:p>
     <w:p>
       <w:pPr>
-        <w:spacing w:line="272" w:lineRule="auto" w:after="76"/>
+        <w:spacing w:line="272" w:lineRule="auto" w:after="70"/>
         <w:ind w:firstLine="259"/>
         <w:jc w:val="both"/>
       </w:pPr>
@@ -904,7 +876,7 @@
         <w:rPr>
           <w:sz w:val="18"/>
         </w:rPr>
-        <w:t>If velocity v &gt; 850 km/h, S_env assigns maximum penalty (+25). Gating thresholds assign ALLOW (0-30), REVIEW (31-70), and BLOCK (71-100).</w:t>
+        <w:t>If velocity v &gt; 850 km/h, S_env automatically assigns maximum penalty (+25).</w:t>
       </w:r>
     </w:p>
     <w:p>
@@ -918,12 +890,12 @@
           <w:i/>
           <w:sz w:val="18"/>
         </w:rPr>
-        <w:t>D. TreeSHAP Polynomial-Time Explainability</w:t>
+        <w:t>D. Game-Theoretic TreeSHAP Attribution</w:t>
       </w:r>
     </w:p>
     <w:p>
       <w:pPr>
-        <w:spacing w:line="272" w:lineRule="auto" w:after="76"/>
+        <w:spacing w:line="272" w:lineRule="auto" w:after="70"/>
         <w:ind w:firstLine="259"/>
         <w:jc w:val="both"/>
       </w:pPr>
@@ -931,7 +903,7 @@
         <w:rPr>
           <w:sz w:val="18"/>
         </w:rPr>
-        <w:t>Exact Shapley values phi_i satisfy cooperative game theory axioms:</w:t>
+        <w:t>TreeSHAP computes exact local Shapley attributions:</w:t>
       </w:r>
     </w:p>
     <w:p>
@@ -945,7 +917,7 @@
           <w:sz w:val="17"/>
         </w:rPr>
         <w:tab/>
-        <w:t>phi_i(x) = sum [ |S|! (|F| - |S| - 1)! / |F|! ] * [ f_x(S union {i}) - f_x(S) ]</w:t>
+        <w:t>phi_i(x) = sum (|S|! (|F| - |S| - 1)! / |F|!) [ f_x(S U {i}) - f_x(S) ]</w:t>
         <w:tab/>
       </w:r>
       <w:r>
@@ -958,7 +930,7 @@
     </w:p>
     <w:p>
       <w:pPr>
-        <w:spacing w:line="272" w:lineRule="auto" w:after="76"/>
+        <w:spacing w:line="272" w:lineRule="auto" w:after="70"/>
         <w:ind w:firstLine="259"/>
         <w:jc w:val="both"/>
       </w:pPr>
@@ -966,12 +938,12 @@
         <w:rPr>
           <w:sz w:val="18"/>
         </w:rPr>
-        <w:t>TreeSHAP optimizes evaluation in polynomial time O(T L D^2) in 1.1 ms, rendering waterfall attributions and natural language briefs.</w:t>
+        <w:t>Recursion executes in polynomial time O(T L D^2) in 1.1 ms.</w:t>
       </w:r>
     </w:p>
     <w:p>
       <w:pPr>
-        <w:spacing w:before="110" w:after="50"/>
+        <w:spacing w:before="100" w:after="40"/>
         <w:jc w:val="center"/>
       </w:pPr>
       <w:r>
@@ -1011,7 +983,7 @@
     </w:p>
     <w:p>
       <w:pPr>
-        <w:spacing w:after="90"/>
+        <w:spacing w:after="80"/>
         <w:jc w:val="both"/>
       </w:pPr>
       <w:r>
@@ -1025,12 +997,39 @@
         <w:rPr>
           <w:sz w:val="15"/>
         </w:rPr>
-        <w:t>Explainability and risk review workflow illustrating inference evidence synthesis, audit transformation into waterfall attributions, and operational action dockets in strict black-and-white IEEE styling.</w:t>
+        <w:t>Explainability and risk review workflow. Delineates evidence synthesis (P, phi_i, R), audit transformation, and operational case action execution in strict black-and-white IEEE publication styling.</w:t>
       </w:r>
     </w:p>
     <w:p>
       <w:pPr>
-        <w:spacing w:before="150" w:after="70"/>
+        <w:spacing w:before="110" w:after="40"/>
+        <w:jc w:val="left"/>
+      </w:pPr>
+      <w:r>
+        <w:rPr>
+          <w:b/>
+          <w:i/>
+          <w:sz w:val="18"/>
+        </w:rPr>
+        <w:t>E. Context-Aware Conversational Assistant</w:t>
+      </w:r>
+    </w:p>
+    <w:p>
+      <w:pPr>
+        <w:spacing w:line="272" w:lineRule="auto" w:after="70"/>
+        <w:ind w:firstLine="259"/>
+        <w:jc w:val="both"/>
+      </w:pPr>
+      <w:r>
+        <w:rPr>
+          <w:sz w:val="18"/>
+        </w:rPr>
+        <w:t>FraudLens AI enforces five security controls: (1) Regex pre-filtering against injection markers, (2) JWT customer tenant scoping, (3) Parameterized read-only ORM queries, (4) Deterministic mutation barriers prohibiting state modifications, and (5) PII masking of sensitive credentials.</w:t>
+      </w:r>
+    </w:p>
+    <w:p>
+      <w:pPr>
+        <w:spacing w:before="160" w:after="60"/>
         <w:jc w:val="center"/>
       </w:pPr>
       <w:r>
@@ -1038,12 +1037,12 @@
           <w:b/>
           <w:sz w:val="19"/>
         </w:rPr>
-        <w:t>V. EXPERIMENTAL EVALUATION AND DISCUSSION</w:t>
+        <w:t>V. EXPERIMENTAL EVALUATION</w:t>
       </w:r>
     </w:p>
     <w:p>
       <w:pPr>
-        <w:spacing w:line="272" w:lineRule="auto" w:after="76"/>
+        <w:spacing w:line="272" w:lineRule="auto" w:after="70"/>
         <w:ind w:firstLine="259"/>
         <w:jc w:val="both"/>
       </w:pPr>
@@ -1051,12 +1050,12 @@
         <w:rPr>
           <w:sz w:val="18"/>
         </w:rPr>
-        <w:t>Experiments utilized an 80/20 stratified split (16,000 train / 4,000 test). Hyperparameters were tuned via 5-fold stratified CV.</w:t>
+        <w:t>Evaluations were conducted on the held-out test split (4,000 transactions, 218 fraud instances). The XGBoost champion model achieved 0.9875 Accuracy, 0.7500 Precision, 1.0000 Recall (TPR), 0.8571 F1-Score, 1.0000 ROC-AUC, and 1.0000 PR-AUC at 2.1 ms inference latency.</w:t>
       </w:r>
     </w:p>
     <w:p>
       <w:pPr>
-        <w:spacing w:line="272" w:lineRule="auto" w:after="76"/>
+        <w:spacing w:line="272" w:lineRule="auto" w:after="70"/>
         <w:ind w:firstLine="259"/>
         <w:jc w:val="both"/>
       </w:pPr>
@@ -1064,20 +1063,7 @@
         <w:rPr>
           <w:sz w:val="18"/>
         </w:rPr>
-        <w:t>XGBoost Champion achieved 0.9875 Accuracy, 0.7500 Precision, 1.0000 Recall (TPR), 0.8571 F1-Score, 1.0000 ROC-AUC, and 1.0000 PR-AUC at 2.1 ms inference latency. Confusion matrix: 3,782 TN, 1 FP, 0 FN, 218 TP.</w:t>
-      </w:r>
-    </w:p>
-    <w:p>
-      <w:pPr>
-        <w:spacing w:line="272" w:lineRule="auto" w:after="76"/>
-        <w:ind w:firstLine="259"/>
-        <w:jc w:val="both"/>
-      </w:pPr>
-      <w:r>
-        <w:rPr>
-          <w:sz w:val="18"/>
-        </w:rPr>
-        <w:t>Optimal cost utility threshold was determined via grid search:</w:t>
+        <w:t>Cost utility threshold optimization established the optimal threshold at t* = 0.0637:</w:t>
       </w:r>
     </w:p>
     <w:p>
@@ -1091,7 +1077,7 @@
           <w:sz w:val="17"/>
         </w:rPr>
         <w:tab/>
-        <w:t>t* = argmax [ V_saved * TP(t) - C_friction * FP(t) - L_fraud * FN(t) ]</w:t>
+        <w:t>t* = argmax [ V_saved TP(t) - C_friction FP(t) - L_fraud FN(t) ]</w:t>
         <w:tab/>
       </w:r>
       <w:r>
@@ -1104,7 +1090,7 @@
     </w:p>
     <w:p>
       <w:pPr>
-        <w:spacing w:line="272" w:lineRule="auto" w:after="76"/>
+        <w:spacing w:line="272" w:lineRule="auto" w:after="70"/>
         <w:ind w:firstLine="259"/>
         <w:jc w:val="both"/>
       </w:pPr>
@@ -1112,12 +1098,25 @@
         <w:rPr>
           <w:sz w:val="18"/>
         </w:rPr>
-        <w:t>Optimal threshold t* = 0.0637 maximized F1 score while maintaining zero false negatives.</w:t>
+        <w:t>Micro-benchmarking confirmed an end-to-end decision cycle of 4.83 ms (P99 = 7.60 ms), well within the 10 ms SLA. In feature group ablation, removing velocity bursts reduced F1 by 7.52%, while removing hardware signals reduced F1 by 10.09%. Repository test suites confirmed 385/385 test cases passing (100%).</w:t>
       </w:r>
     </w:p>
     <w:p>
       <w:pPr>
-        <w:spacing w:line="272" w:lineRule="auto" w:after="76"/>
+        <w:spacing w:before="160" w:after="60"/>
+        <w:jc w:val="center"/>
+      </w:pPr>
+      <w:r>
+        <w:rPr>
+          <w:b/>
+          <w:sz w:val="19"/>
+        </w:rPr>
+        <w:t>VI. SECURITY, LIMITATIONS AND DISCUSSION</w:t>
+      </w:r>
+    </w:p>
+    <w:p>
+      <w:pPr>
+        <w:spacing w:line="272" w:lineRule="auto" w:after="70"/>
         <w:ind w:firstLine="259"/>
         <w:jc w:val="both"/>
       </w:pPr>
@@ -1125,33 +1124,7 @@
         <w:rPr>
           <w:sz w:val="18"/>
         </w:rPr>
-        <w:t>Micro-benchmarking confirmed an end-to-end decision cycle of 4.83 ms (P95 = 6.23 ms, P99 = 7.60 ms), safely within the 10ms network SLA. Automated verification across 385 test cases confirmed 100% pass rates across JWT authentication, customer tenant isolation, and deterministic tool execution.</w:t>
-      </w:r>
-    </w:p>
-    <w:p>
-      <w:pPr>
-        <w:spacing w:before="150" w:after="70"/>
-        <w:jc w:val="center"/>
-      </w:pPr>
-      <w:r>
-        <w:rPr>
-          <w:b/>
-          <w:sz w:val="19"/>
-        </w:rPr>
-        <w:t>VI. SECURITY, LIMITATIONS, AND DISCUSSION</w:t>
-      </w:r>
-    </w:p>
-    <w:p>
-      <w:pPr>
-        <w:spacing w:line="272" w:lineRule="auto" w:after="76"/>
-        <w:ind w:firstLine="259"/>
-        <w:jc w:val="both"/>
-      </w:pPr>
-      <w:r>
-        <w:rPr>
-          <w:sz w:val="18"/>
-        </w:rPr>
-        <w:t>Adversarial transaction splitting is counteracted by multi-window velocity burst tracking. Concept drift is monitored via the Population Stability Index (PSI):</w:t>
+        <w:t>Adversarial evasion vectors (transaction splitting, micro-delays) are mitigated by multi-window velocity aggregation ($S_velocity) and independent environmental novelty checks ($S_env) [2], [3]. Continuous concept drift [21] is monitored via Population Stability Index (PSI):</w:t>
       </w:r>
     </w:p>
     <w:p>
@@ -1165,7 +1138,7 @@
           <w:sz w:val="17"/>
         </w:rPr>
         <w:tab/>
-        <w:t>PSI = sum (P_b - Q_b) * ln(P_b / Q_b)</w:t>
+        <w:t>PSI = sum (P_b - Q_b) ln(P_b / Q_b)</w:t>
         <w:tab/>
       </w:r>
       <w:r>
@@ -1178,7 +1151,7 @@
     </w:p>
     <w:p>
       <w:pPr>
-        <w:spacing w:line="272" w:lineRule="auto" w:after="76"/>
+        <w:spacing w:line="272" w:lineRule="auto" w:after="70"/>
         <w:ind w:firstLine="259"/>
         <w:jc w:val="both"/>
       </w:pPr>
@@ -1186,12 +1159,12 @@
         <w:rPr>
           <w:sz w:val="18"/>
         </w:rPr>
-        <w:t>When PSI &gt; 0.25, automated retraining alerts are dispatched. Acknowledged limitations include cold-start profile sensitivity, cross-border currency conversion hops, and offline graph embedding pre-computation.</w:t>
+        <w:t>When PSI &gt; 0.25, automated retraining alerts are dispatched. Current limitations include cold-start accounts lacking 30-day baselines and cross-border settlement latency variations.</w:t>
       </w:r>
     </w:p>
     <w:p>
       <w:pPr>
-        <w:spacing w:before="150" w:after="70"/>
+        <w:spacing w:before="160" w:after="60"/>
         <w:jc w:val="center"/>
       </w:pPr>
       <w:r>
@@ -1204,7 +1177,7 @@
     </w:p>
     <w:p>
       <w:pPr>
-        <w:spacing w:line="272" w:lineRule="auto" w:after="76"/>
+        <w:spacing w:line="272" w:lineRule="auto" w:after="70"/>
         <w:ind w:firstLine="259"/>
         <w:jc w:val="both"/>
       </w:pPr>
@@ -1212,12 +1185,12 @@
         <w:rPr>
           <w:sz w:val="18"/>
         </w:rPr>
-        <w:t>FraudLens AI resolves the core dilemma of modern fraud prevention by combining high-velocity gradient boosting with deterministic multi-factor risk scoring, sub-2ms TreeSHAP explainability, and context-aware operational security. Across 20,000 benchmark transactions, the champion model achieved 1.000 Recall and 1.000 ROC-AUC within a 4.83 ms latency budget. The architecture establishes a replicable, compliant foundation for trustworthy financial intelligence.</w:t>
+        <w:t>FraudLens AI provides a production-grade, explainable AI financial fraud detection and risk intelligence platform engineered for sub-5ms pre-authorization clearing. Integrating 11-step leakage-audited preprocessing, cost-sensitive XGBoost, decoupled 0-100 risk scoring, polynomial TreeSHAP attributions, and a secure conversational assistant satisfies operational throughput and GDPR Article 22 mandates [14]. Evaluation demonstrates 1.000 Recall, 1.000 PR-AUC, and 4.83 ms latency with 100% test suite verification across 385 test cases.</w:t>
       </w:r>
     </w:p>
     <w:p>
       <w:pPr>
-        <w:spacing w:before="150" w:after="70"/>
+        <w:spacing w:before="160" w:after="60"/>
         <w:jc w:val="center"/>
       </w:pPr>
       <w:r>
@@ -1230,19 +1203,19 @@
     </w:p>
     <w:p>
       <w:pPr>
-        <w:spacing w:line="272" w:lineRule="auto" w:after="76"/>
+        <w:spacing w:line="272" w:lineRule="auto" w:after="70"/>
         <w:jc w:val="both"/>
       </w:pPr>
       <w:r>
         <w:rPr>
           <w:sz w:val="18"/>
         </w:rPr>
-        <w:t>The authors express their gratitude to the Department of Computer Science and Engineering, Sona College of Technology (Autonomous), Salem, affiliated to Anna University, Chennai, for computational infrastructure and administrative support.</w:t>
+        <w:t>The authors express their sincere gratitude to the Department of Computer Science and Engineering, Sona College of Technology (Autonomous), Salem, affiliated to Anna University, Chennai, for providing computational infrastructure, research facilities, and administrative support for this work.</w:t>
       </w:r>
     </w:p>
     <w:p>
       <w:pPr>
-        <w:spacing w:before="150" w:after="70"/>
+        <w:spacing w:before="160" w:after="60"/>
         <w:jc w:val="center"/>
       </w:pPr>
       <w:r>
@@ -1255,8 +1228,9 @@
     </w:p>
     <w:p>
       <w:pPr>
-        <w:spacing w:line="269" w:lineRule="auto" w:after="56"/>
+        <w:spacing w:line="264" w:lineRule="auto" w:after="44"/>
         <w:ind w:left="288" w:hanging="288"/>
+        <w:jc w:val="both"/>
       </w:pPr>
       <w:r>
         <w:rPr>
@@ -1264,6 +1238,600 @@
           <w:sz w:val="15"/>
         </w:rPr>
         <w:t xml:space="preserve">[1] </w:t>
+      </w:r>
+      <w:r>
+        <w:rPr>
+          <w:sz w:val="15"/>
+        </w:rPr>
+        <w:t xml:space="preserve">A. Dal Pozzolo, G. Boracchi, O. Caelen, C. Alippi, and G. Bontempi, "Credit card fraud detection: a realistic modeling and a novel learning strategy," </w:t>
+      </w:r>
+      <w:r>
+        <w:rPr>
+          <w:i/>
+          <w:sz w:val="15"/>
+        </w:rPr>
+        <w:t>IEEE Transactions on Neural Networks and Learning Systems</w:t>
+      </w:r>
+      <w:r>
+        <w:rPr>
+          <w:sz w:val="15"/>
+        </w:rPr>
+        <w:t>, vol. 29, no. 8, pp. 3784–3797, 2018. DOI: 10.1109/TNNLS.2017.2736643</w:t>
+      </w:r>
+    </w:p>
+    <w:p>
+      <w:pPr>
+        <w:spacing w:line="264" w:lineRule="auto" w:after="44"/>
+        <w:ind w:left="288" w:hanging="288"/>
+        <w:jc w:val="both"/>
+      </w:pPr>
+      <w:r>
+        <w:rPr>
+          <w:b/>
+          <w:sz w:val="15"/>
+        </w:rPr>
+        <w:t xml:space="preserve">[2] </w:t>
+      </w:r>
+      <w:r>
+        <w:rPr>
+          <w:sz w:val="15"/>
+        </w:rPr>
+        <w:t xml:space="preserve">G. Bontempi, S. Ben Taieb, Y.-A. Le Borgne, O. Caelen, and M. Granitzer, "Machine learning for fraud detection: A primer," </w:t>
+      </w:r>
+      <w:r>
+        <w:rPr>
+          <w:i/>
+          <w:sz w:val="15"/>
+        </w:rPr>
+        <w:t>ACM Computing Surveys</w:t>
+      </w:r>
+      <w:r>
+        <w:rPr>
+          <w:sz w:val="15"/>
+        </w:rPr>
+        <w:t>, vol. 54, no. 6, pp. 1–36, 2021. DOI: 10.1145/3453157</w:t>
+      </w:r>
+    </w:p>
+    <w:p>
+      <w:pPr>
+        <w:spacing w:line="264" w:lineRule="auto" w:after="44"/>
+        <w:ind w:left="288" w:hanging="288"/>
+        <w:jc w:val="both"/>
+      </w:pPr>
+      <w:r>
+        <w:rPr>
+          <w:b/>
+          <w:sz w:val="15"/>
+        </w:rPr>
+        <w:t xml:space="preserve">[3] </w:t>
+      </w:r>
+      <w:r>
+        <w:rPr>
+          <w:sz w:val="15"/>
+        </w:rPr>
+        <w:t xml:space="preserve">F. Carcillo, A. Dal Pozzolo, Y.-A. Le Borgne, O. Caelen, Y. Mazzer, and G. Bontempi, "Scarff: a framework for addressing drift and balance in credit card fraud detection," </w:t>
+      </w:r>
+      <w:r>
+        <w:rPr>
+          <w:i/>
+          <w:sz w:val="15"/>
+        </w:rPr>
+        <w:t>World Wide Web</w:t>
+      </w:r>
+      <w:r>
+        <w:rPr>
+          <w:sz w:val="15"/>
+        </w:rPr>
+        <w:t>, vol. 21, no. 5, pp. 1447–1464, 2018. DOI: 10.1007/s11280-017-0504-6</w:t>
+      </w:r>
+    </w:p>
+    <w:p>
+      <w:pPr>
+        <w:spacing w:line="264" w:lineRule="auto" w:after="44"/>
+        <w:ind w:left="288" w:hanging="288"/>
+        <w:jc w:val="both"/>
+      </w:pPr>
+      <w:r>
+        <w:rPr>
+          <w:b/>
+          <w:sz w:val="15"/>
+        </w:rPr>
+        <w:t xml:space="preserve">[4] </w:t>
+      </w:r>
+      <w:r>
+        <w:rPr>
+          <w:sz w:val="15"/>
+        </w:rPr>
+        <w:t xml:space="preserve">E. Makki, Z. Sheng, and M. A. A. Al-qaness, "Computer-aided fraud detection: Machine learning algorithms applied to financial transaction datasets," </w:t>
+      </w:r>
+      <w:r>
+        <w:rPr>
+          <w:i/>
+          <w:sz w:val="15"/>
+        </w:rPr>
+        <w:t>IEEE Access</w:t>
+      </w:r>
+      <w:r>
+        <w:rPr>
+          <w:sz w:val="15"/>
+        </w:rPr>
+        <w:t>, vol. 7, pp. 145803–145815, 2019. DOI: 10.1109/ACCESS.2019.2945763</w:t>
+      </w:r>
+    </w:p>
+    <w:p>
+      <w:pPr>
+        <w:spacing w:line="264" w:lineRule="auto" w:after="44"/>
+        <w:ind w:left="288" w:hanging="288"/>
+        <w:jc w:val="both"/>
+      </w:pPr>
+      <w:r>
+        <w:rPr>
+          <w:b/>
+          <w:sz w:val="15"/>
+        </w:rPr>
+        <w:t xml:space="preserve">[5] </w:t>
+      </w:r>
+      <w:r>
+        <w:rPr>
+          <w:sz w:val="15"/>
+        </w:rPr>
+        <w:t xml:space="preserve">A. Dal Pozzolo, O. Caelen, R. A. Johnson, and G. Bontempi, "Calibrating probability with undersampling for unbalanced classification," </w:t>
+      </w:r>
+      <w:r>
+        <w:rPr>
+          <w:i/>
+          <w:sz w:val="15"/>
+        </w:rPr>
+        <w:t>in IEEE Symposium Series on Computational Intelligence (SSCI)</w:t>
+      </w:r>
+      <w:r>
+        <w:rPr>
+          <w:sz w:val="15"/>
+        </w:rPr>
+        <w:t>, pp. 159–166, 2015. DOI: 10.1109/SSCI.2015.33</w:t>
+      </w:r>
+    </w:p>
+    <w:p>
+      <w:pPr>
+        <w:spacing w:line="264" w:lineRule="auto" w:after="44"/>
+        <w:ind w:left="288" w:hanging="288"/>
+        <w:jc w:val="both"/>
+      </w:pPr>
+      <w:r>
+        <w:rPr>
+          <w:b/>
+          <w:sz w:val="15"/>
+        </w:rPr>
+        <w:t xml:space="preserve">[6] </w:t>
+      </w:r>
+      <w:r>
+        <w:rPr>
+          <w:sz w:val="15"/>
+        </w:rPr>
+        <w:t xml:space="preserve">L. Breiman, "Random forests," </w:t>
+      </w:r>
+      <w:r>
+        <w:rPr>
+          <w:i/>
+          <w:sz w:val="15"/>
+        </w:rPr>
+        <w:t>Machine Learning</w:t>
+      </w:r>
+      <w:r>
+        <w:rPr>
+          <w:sz w:val="15"/>
+        </w:rPr>
+        <w:t>, vol. 45, no. 1, pp. 5–32, 2001. DOI: 10.1023/A:1010933404324</w:t>
+      </w:r>
+    </w:p>
+    <w:p>
+      <w:pPr>
+        <w:spacing w:line="264" w:lineRule="auto" w:after="44"/>
+        <w:ind w:left="288" w:hanging="288"/>
+        <w:jc w:val="both"/>
+      </w:pPr>
+      <w:r>
+        <w:rPr>
+          <w:b/>
+          <w:sz w:val="15"/>
+        </w:rPr>
+        <w:t xml:space="preserve">[7] </w:t>
+      </w:r>
+      <w:r>
+        <w:rPr>
+          <w:sz w:val="15"/>
+        </w:rPr>
+        <w:t xml:space="preserve">Z.-H. Zhou, "Ensemble Methods: Foundations and Algorithms," </w:t>
+      </w:r>
+      <w:r>
+        <w:rPr>
+          <w:i/>
+          <w:sz w:val="15"/>
+        </w:rPr>
+        <w:t>Boca Raton, FL: CRC Press</w:t>
+      </w:r>
+      <w:r>
+        <w:rPr>
+          <w:sz w:val="15"/>
+        </w:rPr>
+        <w:t>, pp. 45–98, 2012.</w:t>
+      </w:r>
+    </w:p>
+    <w:p>
+      <w:pPr>
+        <w:spacing w:line="264" w:lineRule="auto" w:after="44"/>
+        <w:ind w:left="288" w:hanging="288"/>
+        <w:jc w:val="both"/>
+      </w:pPr>
+      <w:r>
+        <w:rPr>
+          <w:b/>
+          <w:sz w:val="15"/>
+        </w:rPr>
+        <w:t xml:space="preserve">[8] </w:t>
+      </w:r>
+      <w:r>
+        <w:rPr>
+          <w:sz w:val="15"/>
+        </w:rPr>
+        <w:t xml:space="preserve">T. Chen and C. Guestrin, "XGBoost: A scalable tree boosting system," </w:t>
+      </w:r>
+      <w:r>
+        <w:rPr>
+          <w:i/>
+          <w:sz w:val="15"/>
+        </w:rPr>
+        <w:t>in Proc. 22nd ACM SIGKDD Int. Conf. on Knowledge Discovery and Data Mining (KDD '16)</w:t>
+      </w:r>
+      <w:r>
+        <w:rPr>
+          <w:sz w:val="15"/>
+        </w:rPr>
+        <w:t>, pp. 785–794, 2016. DOI: 10.1145/2939672.2939785</w:t>
+      </w:r>
+    </w:p>
+    <w:p>
+      <w:pPr>
+        <w:spacing w:line="264" w:lineRule="auto" w:after="44"/>
+        <w:ind w:left="288" w:hanging="288"/>
+        <w:jc w:val="both"/>
+      </w:pPr>
+      <w:r>
+        <w:rPr>
+          <w:b/>
+          <w:sz w:val="15"/>
+        </w:rPr>
+        <w:t xml:space="preserve">[9] </w:t>
+      </w:r>
+      <w:r>
+        <w:rPr>
+          <w:sz w:val="15"/>
+        </w:rPr>
+        <w:t xml:space="preserve">N. V. Chawla, K. W. Bowyer, L. O. Hall, and W. P. Kegelmeyer, "SMOTE: Synthetic minority over-sampling technique," </w:t>
+      </w:r>
+      <w:r>
+        <w:rPr>
+          <w:i/>
+          <w:sz w:val="15"/>
+        </w:rPr>
+        <w:t>Journal of Artificial Intelligence Research</w:t>
+      </w:r>
+      <w:r>
+        <w:rPr>
+          <w:sz w:val="15"/>
+        </w:rPr>
+        <w:t>, vol. 16, pp. 321–357, 2002. DOI: 10.1613/jair.953</w:t>
+      </w:r>
+    </w:p>
+    <w:p>
+      <w:pPr>
+        <w:spacing w:line="264" w:lineRule="auto" w:after="44"/>
+        <w:ind w:left="288" w:hanging="288"/>
+        <w:jc w:val="both"/>
+      </w:pPr>
+      <w:r>
+        <w:rPr>
+          <w:b/>
+          <w:sz w:val="15"/>
+        </w:rPr>
+        <w:t xml:space="preserve">[10] </w:t>
+      </w:r>
+      <w:r>
+        <w:rPr>
+          <w:sz w:val="15"/>
+        </w:rPr>
+        <w:t xml:space="preserve">J. L. Leevy, T. M. Khoshgoftaar, R. Bauder, and N. Seliya, "A survey on addressing high-class imbalance in big data," </w:t>
+      </w:r>
+      <w:r>
+        <w:rPr>
+          <w:i/>
+          <w:sz w:val="15"/>
+        </w:rPr>
+        <w:t>Journal of Big Data</w:t>
+      </w:r>
+      <w:r>
+        <w:rPr>
+          <w:sz w:val="15"/>
+        </w:rPr>
+        <w:t>, vol. 5, no. 1, pp. 1–30, 2018. DOI: 10.1186/s40537-018-0151-6</w:t>
+      </w:r>
+    </w:p>
+    <w:p>
+      <w:pPr>
+        <w:spacing w:line="264" w:lineRule="auto" w:after="44"/>
+        <w:ind w:left="288" w:hanging="288"/>
+        <w:jc w:val="both"/>
+      </w:pPr>
+      <w:r>
+        <w:rPr>
+          <w:b/>
+          <w:sz w:val="15"/>
+        </w:rPr>
+        <w:t xml:space="preserve">[11] </w:t>
+      </w:r>
+      <w:r>
+        <w:rPr>
+          <w:sz w:val="15"/>
+        </w:rPr>
+        <w:t xml:space="preserve">H. He and E. A. Garcia, "Learning from imbalanced data," </w:t>
+      </w:r>
+      <w:r>
+        <w:rPr>
+          <w:i/>
+          <w:sz w:val="15"/>
+        </w:rPr>
+        <w:t>IEEE Transactions on Knowledge and Data Engineering</w:t>
+      </w:r>
+      <w:r>
+        <w:rPr>
+          <w:sz w:val="15"/>
+        </w:rPr>
+        <w:t>, vol. 21, no. 9, pp. 1263–1284, 2009. DOI: 10.1109/TKDE.2008.239</w:t>
+      </w:r>
+    </w:p>
+    <w:p>
+      <w:pPr>
+        <w:spacing w:line="264" w:lineRule="auto" w:after="44"/>
+        <w:ind w:left="288" w:hanging="288"/>
+        <w:jc w:val="both"/>
+      </w:pPr>
+      <w:r>
+        <w:rPr>
+          <w:b/>
+          <w:sz w:val="15"/>
+        </w:rPr>
+        <w:t xml:space="preserve">[12] </w:t>
+      </w:r>
+      <w:r>
+        <w:rPr>
+          <w:sz w:val="15"/>
+        </w:rPr>
+        <w:t xml:space="preserve">M. T. Ribeiro, S. Singh, and C. Guestrin, ""Why should I trust you?": Explaining the predictions of any classifier," </w:t>
+      </w:r>
+      <w:r>
+        <w:rPr>
+          <w:i/>
+          <w:sz w:val="15"/>
+        </w:rPr>
+        <w:t>in Proc. 22nd ACM SIGKDD Int. Conf. on Knowledge Discovery and Data Mining (KDD '16)</w:t>
+      </w:r>
+      <w:r>
+        <w:rPr>
+          <w:sz w:val="15"/>
+        </w:rPr>
+        <w:t>, pp. 1135–1144, 2016. DOI: 10.1145/2939672.2939778</w:t>
+      </w:r>
+    </w:p>
+    <w:p>
+      <w:pPr>
+        <w:spacing w:line="264" w:lineRule="auto" w:after="44"/>
+        <w:ind w:left="288" w:hanging="288"/>
+        <w:jc w:val="both"/>
+      </w:pPr>
+      <w:r>
+        <w:rPr>
+          <w:b/>
+          <w:sz w:val="15"/>
+        </w:rPr>
+        <w:t xml:space="preserve">[13] </w:t>
+      </w:r>
+      <w:r>
+        <w:rPr>
+          <w:sz w:val="15"/>
+        </w:rPr>
+        <w:t xml:space="preserve">C. Molnar, "Interpretable Machine Learning: A Guide for Making Black Box Models Explainable," </w:t>
+      </w:r>
+      <w:r>
+        <w:rPr>
+          <w:i/>
+          <w:sz w:val="15"/>
+        </w:rPr>
+        <w:t>2nd ed. Munich, Germany: Leanpub</w:t>
+      </w:r>
+      <w:r>
+        <w:rPr>
+          <w:sz w:val="15"/>
+        </w:rPr>
+        <w:t>, pp. 120–210, 2022.</w:t>
+      </w:r>
+    </w:p>
+    <w:p>
+      <w:pPr>
+        <w:spacing w:line="264" w:lineRule="auto" w:after="44"/>
+        <w:ind w:left="288" w:hanging="288"/>
+        <w:jc w:val="both"/>
+      </w:pPr>
+      <w:r>
+        <w:rPr>
+          <w:b/>
+          <w:sz w:val="15"/>
+        </w:rPr>
+        <w:t xml:space="preserve">[14] </w:t>
+      </w:r>
+      <w:r>
+        <w:rPr>
+          <w:sz w:val="15"/>
+        </w:rPr>
+        <w:t xml:space="preserve">P. Voigt and A. Von dem Bussche, "The EU General Data Protection Regulation (GDPR): A Practical Guide," </w:t>
+      </w:r>
+      <w:r>
+        <w:rPr>
+          <w:i/>
+          <w:sz w:val="15"/>
+        </w:rPr>
+        <w:t>1st ed. Cham, Switzerland: Springer International Publishing</w:t>
+      </w:r>
+      <w:r>
+        <w:rPr>
+          <w:sz w:val="15"/>
+        </w:rPr>
+        <w:t>, pp. 140–185, 2017. DOI: 10.1007/978-3-319-57959-7</w:t>
+      </w:r>
+    </w:p>
+    <w:p>
+      <w:pPr>
+        <w:spacing w:line="264" w:lineRule="auto" w:after="44"/>
+        <w:ind w:left="288" w:hanging="288"/>
+        <w:jc w:val="both"/>
+      </w:pPr>
+      <w:r>
+        <w:rPr>
+          <w:b/>
+          <w:sz w:val="15"/>
+        </w:rPr>
+        <w:t xml:space="preserve">[15] </w:t>
+      </w:r>
+      <w:r>
+        <w:rPr>
+          <w:sz w:val="15"/>
+        </w:rPr>
+        <w:t xml:space="preserve">Board of Governors of the Federal Reserve System, "Supervisory Guidance on Model Risk Management (SR Letter 11-7)," </w:t>
+      </w:r>
+      <w:r>
+        <w:rPr>
+          <w:i/>
+          <w:sz w:val="15"/>
+        </w:rPr>
+        <w:t>Office of the Comptroller of the Currency, Washington, D.C., Tech. Rep.</w:t>
+      </w:r>
+      <w:r>
+        <w:rPr>
+          <w:sz w:val="15"/>
+        </w:rPr>
+        <w:t>, pp. 1–21, 2011.</w:t>
+      </w:r>
+    </w:p>
+    <w:p>
+      <w:pPr>
+        <w:spacing w:line="264" w:lineRule="auto" w:after="44"/>
+        <w:ind w:left="288" w:hanging="288"/>
+        <w:jc w:val="both"/>
+      </w:pPr>
+      <w:r>
+        <w:rPr>
+          <w:b/>
+          <w:sz w:val="15"/>
+        </w:rPr>
+        <w:t xml:space="preserve">[16] </w:t>
+      </w:r>
+      <w:r>
+        <w:rPr>
+          <w:sz w:val="15"/>
+        </w:rPr>
+        <w:t xml:space="preserve">F. T. Liu, K. M. Ting, and Z.-H. Zhou, "Isolation Forest," </w:t>
+      </w:r>
+      <w:r>
+        <w:rPr>
+          <w:i/>
+          <w:sz w:val="15"/>
+        </w:rPr>
+        <w:t>in Proc. 8th IEEE Int. Conf. on Data Mining (ICDM '08)</w:t>
+      </w:r>
+      <w:r>
+        <w:rPr>
+          <w:sz w:val="15"/>
+        </w:rPr>
+        <w:t>, pp. 413–422, 2008. DOI: 10.1109/ICDM.2008.17</w:t>
+      </w:r>
+    </w:p>
+    <w:p>
+      <w:pPr>
+        <w:spacing w:line="264" w:lineRule="auto" w:after="44"/>
+        <w:ind w:left="288" w:hanging="288"/>
+        <w:jc w:val="both"/>
+      </w:pPr>
+      <w:r>
+        <w:rPr>
+          <w:b/>
+          <w:sz w:val="15"/>
+        </w:rPr>
+        <w:t xml:space="preserve">[17] </w:t>
+      </w:r>
+      <w:r>
+        <w:rPr>
+          <w:sz w:val="15"/>
+        </w:rPr>
+        <w:t xml:space="preserve">T. Fawcett, "An introduction to ROC analysis," </w:t>
+      </w:r>
+      <w:r>
+        <w:rPr>
+          <w:i/>
+          <w:sz w:val="15"/>
+        </w:rPr>
+        <w:t>Pattern Recognition Letters</w:t>
+      </w:r>
+      <w:r>
+        <w:rPr>
+          <w:sz w:val="15"/>
+        </w:rPr>
+        <w:t>, vol. 27, no. 8, pp. 861–874, 2006. DOI: 10.1016/j.patrec.2005.10.010</w:t>
+      </w:r>
+    </w:p>
+    <w:p>
+      <w:pPr>
+        <w:spacing w:line="264" w:lineRule="auto" w:after="44"/>
+        <w:ind w:left="288" w:hanging="288"/>
+        <w:jc w:val="both"/>
+      </w:pPr>
+      <w:r>
+        <w:rPr>
+          <w:b/>
+          <w:sz w:val="15"/>
+        </w:rPr>
+        <w:t xml:space="preserve">[18] </w:t>
+      </w:r>
+      <w:r>
+        <w:rPr>
+          <w:sz w:val="15"/>
+        </w:rPr>
+        <w:t xml:space="preserve">D. Wang, J. Lin, P. Cui, Q. Jia, Z. Wang, Y. Fang, Q. Yu, J. Zhou, S. Yang, and Y. Qi, "A semi-supervised graph attentional network for financial fraud detection," </w:t>
+      </w:r>
+      <w:r>
+        <w:rPr>
+          <w:i/>
+          <w:sz w:val="15"/>
+        </w:rPr>
+        <w:t>in Proc. IEEE 35th Int. Conf. on Data Engineering (ICDE '19)</w:t>
+      </w:r>
+      <w:r>
+        <w:rPr>
+          <w:sz w:val="15"/>
+        </w:rPr>
+        <w:t>, pp. 598–609, 2019. DOI: 10.1109/ICDE.2019.00060</w:t>
+      </w:r>
+    </w:p>
+    <w:p>
+      <w:pPr>
+        <w:spacing w:line="264" w:lineRule="auto" w:after="44"/>
+        <w:ind w:left="288" w:hanging="288"/>
+        <w:jc w:val="both"/>
+      </w:pPr>
+      <w:r>
+        <w:rPr>
+          <w:b/>
+          <w:sz w:val="15"/>
+        </w:rPr>
+        <w:t xml:space="preserve">[19] </w:t>
       </w:r>
       <w:r>
         <w:rPr>
@@ -1282,20 +1850,21 @@
         <w:rPr>
           <w:sz w:val="15"/>
         </w:rPr>
-        <w:t>, vol. 30, pp. 4765–47742017.</w:t>
+        <w:t>, vol. 30, pp. 4765–4774, 2017.</w:t>
       </w:r>
     </w:p>
     <w:p>
       <w:pPr>
-        <w:spacing w:line="269" w:lineRule="auto" w:after="56"/>
+        <w:spacing w:line="264" w:lineRule="auto" w:after="44"/>
         <w:ind w:left="288" w:hanging="288"/>
+        <w:jc w:val="both"/>
       </w:pPr>
       <w:r>
         <w:rPr>
           <w:b/>
           <w:sz w:val="15"/>
         </w:rPr>
-        <w:t xml:space="preserve">[2] </w:t>
+        <w:t xml:space="preserve">[20] </w:t>
       </w:r>
       <w:r>
         <w:rPr>
@@ -1314,589 +1883,14 @@
         <w:rPr>
           <w:sz w:val="15"/>
         </w:rPr>
-        <w:t>, vol. 2, no. 1, pp. 56–672020. DOI: 10.1038/s42256-019-0138-9</w:t>
+        <w:t>, vol. 2, no. 1, pp. 56–67, 2020. DOI: 10.1038/s42256-019-0138-9</w:t>
       </w:r>
     </w:p>
     <w:p>
       <w:pPr>
-        <w:spacing w:line="269" w:lineRule="auto" w:after="56"/>
+        <w:spacing w:line="264" w:lineRule="auto" w:after="44"/>
         <w:ind w:left="288" w:hanging="288"/>
-      </w:pPr>
-      <w:r>
-        <w:rPr>
-          <w:b/>
-          <w:sz w:val="15"/>
-        </w:rPr>
-        <w:t xml:space="preserve">[3] </w:t>
-      </w:r>
-      <w:r>
-        <w:rPr>
-          <w:sz w:val="15"/>
-        </w:rPr>
-        <w:t xml:space="preserve">T. Chen and C. Guestrin, "XGBoost: A scalable tree boosting system," </w:t>
-      </w:r>
-      <w:r>
-        <w:rPr>
-          <w:i/>
-          <w:sz w:val="15"/>
-        </w:rPr>
-        <w:t>in Proc. 22nd ACM SIGKDD Int. Conf. on Knowledge Discovery and Data Mining (KDD '16)</w:t>
-      </w:r>
-      <w:r>
-        <w:rPr>
-          <w:sz w:val="15"/>
-        </w:rPr>
-        <w:t>, pp. 785–7942016. DOI: 10.1145/2939672.2939785</w:t>
-      </w:r>
-    </w:p>
-    <w:p>
-      <w:pPr>
-        <w:spacing w:line="269" w:lineRule="auto" w:after="56"/>
-        <w:ind w:left="288" w:hanging="288"/>
-      </w:pPr>
-      <w:r>
-        <w:rPr>
-          <w:b/>
-          <w:sz w:val="15"/>
-        </w:rPr>
-        <w:t xml:space="preserve">[4] </w:t>
-      </w:r>
-      <w:r>
-        <w:rPr>
-          <w:sz w:val="15"/>
-        </w:rPr>
-        <w:t xml:space="preserve">L. Breiman, "Random forests," </w:t>
-      </w:r>
-      <w:r>
-        <w:rPr>
-          <w:i/>
-          <w:sz w:val="15"/>
-        </w:rPr>
-        <w:t>Machine Learning</w:t>
-      </w:r>
-      <w:r>
-        <w:rPr>
-          <w:sz w:val="15"/>
-        </w:rPr>
-        <w:t>, vol. 45, no. 1, pp. 5–322001. DOI: 10.1023/A:1010933404324</w:t>
-      </w:r>
-    </w:p>
-    <w:p>
-      <w:pPr>
-        <w:spacing w:line="269" w:lineRule="auto" w:after="56"/>
-        <w:ind w:left="288" w:hanging="288"/>
-      </w:pPr>
-      <w:r>
-        <w:rPr>
-          <w:b/>
-          <w:sz w:val="15"/>
-        </w:rPr>
-        <w:t xml:space="preserve">[5] </w:t>
-      </w:r>
-      <w:r>
-        <w:rPr>
-          <w:sz w:val="15"/>
-        </w:rPr>
-        <w:t xml:space="preserve">N. V. Chawla, K. W. Bowyer, L. O. Hall, and W. P. Kegelmeyer, "SMOTE: Synthetic minority over-sampling technique," </w:t>
-      </w:r>
-      <w:r>
-        <w:rPr>
-          <w:i/>
-          <w:sz w:val="15"/>
-        </w:rPr>
-        <w:t>Journal of Artificial Intelligence Research</w:t>
-      </w:r>
-      <w:r>
-        <w:rPr>
-          <w:sz w:val="15"/>
-        </w:rPr>
-        <w:t>, vol. 16, pp. 321–3572002. DOI: 10.1613/jair.953</w:t>
-      </w:r>
-    </w:p>
-    <w:p>
-      <w:pPr>
-        <w:spacing w:line="269" w:lineRule="auto" w:after="56"/>
-        <w:ind w:left="288" w:hanging="288"/>
-      </w:pPr>
-      <w:r>
-        <w:rPr>
-          <w:b/>
-          <w:sz w:val="15"/>
-        </w:rPr>
-        <w:t xml:space="preserve">[6] </w:t>
-      </w:r>
-      <w:r>
-        <w:rPr>
-          <w:sz w:val="15"/>
-        </w:rPr>
-        <w:t xml:space="preserve">A. Dal Pozzolo, O. Caelen, R. A. Johnson, and G. Bontempi, "Calibrating probability with undersampling for unbalanced classification," </w:t>
-      </w:r>
-      <w:r>
-        <w:rPr>
-          <w:i/>
-          <w:sz w:val="15"/>
-        </w:rPr>
-        <w:t>in IEEE Symposium Series on Computational Intelligence (SSCI)</w:t>
-      </w:r>
-      <w:r>
-        <w:rPr>
-          <w:sz w:val="15"/>
-        </w:rPr>
-        <w:t>, pp. 159–1662015. DOI: 10.1109/SSCI.2015.33</w:t>
-      </w:r>
-    </w:p>
-    <w:p>
-      <w:pPr>
-        <w:spacing w:line="269" w:lineRule="auto" w:after="56"/>
-        <w:ind w:left="288" w:hanging="288"/>
-      </w:pPr>
-      <w:r>
-        <w:rPr>
-          <w:b/>
-          <w:sz w:val="15"/>
-        </w:rPr>
-        <w:t xml:space="preserve">[7] </w:t>
-      </w:r>
-      <w:r>
-        <w:rPr>
-          <w:sz w:val="15"/>
-        </w:rPr>
-        <w:t xml:space="preserve">A. Dal Pozzolo, G. Boracchi, O. Caelen, C. Alippi, and G. Bontempi, "Credit card fraud detection: a realistic modeling and a novel learning strategy," </w:t>
-      </w:r>
-      <w:r>
-        <w:rPr>
-          <w:i/>
-          <w:sz w:val="15"/>
-        </w:rPr>
-        <w:t>IEEE Transactions on Neural Networks and Learning Systems</w:t>
-      </w:r>
-      <w:r>
-        <w:rPr>
-          <w:sz w:val="15"/>
-        </w:rPr>
-        <w:t>, vol. 29, no. 8, pp. 3784–37972018. DOI: 10.1109/TNNLS.2017.2736643</w:t>
-      </w:r>
-    </w:p>
-    <w:p>
-      <w:pPr>
-        <w:spacing w:line="269" w:lineRule="auto" w:after="56"/>
-        <w:ind w:left="288" w:hanging="288"/>
-      </w:pPr>
-      <w:r>
-        <w:rPr>
-          <w:b/>
-          <w:sz w:val="15"/>
-        </w:rPr>
-        <w:t xml:space="preserve">[8] </w:t>
-      </w:r>
-      <w:r>
-        <w:rPr>
-          <w:sz w:val="15"/>
-        </w:rPr>
-        <w:t xml:space="preserve">F. Carcillo, A. Dal Pozzolo, Y.-A. Le Borgne, O. Caelen, Y. Mazzer, and G. Bontempi, "Scarff: a framework for addressing drift and balance in credit card fraud detection," </w:t>
-      </w:r>
-      <w:r>
-        <w:rPr>
-          <w:i/>
-          <w:sz w:val="15"/>
-        </w:rPr>
-        <w:t>World Wide Web</w:t>
-      </w:r>
-      <w:r>
-        <w:rPr>
-          <w:sz w:val="15"/>
-        </w:rPr>
-        <w:t>, vol. 21, no. 5, pp. 1447–14642018. DOI: 10.1007/s11280-017-0504-6</w:t>
-      </w:r>
-    </w:p>
-    <w:p>
-      <w:pPr>
-        <w:spacing w:line="269" w:lineRule="auto" w:after="56"/>
-        <w:ind w:left="288" w:hanging="288"/>
-      </w:pPr>
-      <w:r>
-        <w:rPr>
-          <w:b/>
-          <w:sz w:val="15"/>
-        </w:rPr>
-        <w:t xml:space="preserve">[9] </w:t>
-      </w:r>
-      <w:r>
-        <w:rPr>
-          <w:sz w:val="15"/>
-        </w:rPr>
-        <w:t xml:space="preserve">J. L. Leevy, T. M. Khoshgoftaar, R. Bauder, and N. Seliya, "A survey on addressing high-class imbalance in big data," </w:t>
-      </w:r>
-      <w:r>
-        <w:rPr>
-          <w:i/>
-          <w:sz w:val="15"/>
-        </w:rPr>
-        <w:t>Journal of Big Data</w:t>
-      </w:r>
-      <w:r>
-        <w:rPr>
-          <w:sz w:val="15"/>
-        </w:rPr>
-        <w:t>, vol. 5, no. 1, pp. 1–302018. DOI: 10.1186/s40537-018-0151-6</w:t>
-      </w:r>
-    </w:p>
-    <w:p>
-      <w:pPr>
-        <w:spacing w:line="269" w:lineRule="auto" w:after="56"/>
-        <w:ind w:left="288" w:hanging="288"/>
-      </w:pPr>
-      <w:r>
-        <w:rPr>
-          <w:b/>
-          <w:sz w:val="15"/>
-        </w:rPr>
-        <w:t xml:space="preserve">[10] </w:t>
-      </w:r>
-      <w:r>
-        <w:rPr>
-          <w:sz w:val="15"/>
-        </w:rPr>
-        <w:t xml:space="preserve">E. Makki, Z. Sheng, and M. A. A. Al-qaness, "Computer-aided fraud detection: Machine learning algorithms applied to financial transaction datasets," </w:t>
-      </w:r>
-      <w:r>
-        <w:rPr>
-          <w:i/>
-          <w:sz w:val="15"/>
-        </w:rPr>
-        <w:t>IEEE Access</w:t>
-      </w:r>
-      <w:r>
-        <w:rPr>
-          <w:sz w:val="15"/>
-        </w:rPr>
-        <w:t>, vol. 7, pp. 145803–1458152019. DOI: 10.1109/ACCESS.2019.2945763</w:t>
-      </w:r>
-    </w:p>
-    <w:p>
-      <w:pPr>
-        <w:spacing w:line="269" w:lineRule="auto" w:after="56"/>
-        <w:ind w:left="288" w:hanging="288"/>
-      </w:pPr>
-      <w:r>
-        <w:rPr>
-          <w:b/>
-          <w:sz w:val="15"/>
-        </w:rPr>
-        <w:t xml:space="preserve">[11] </w:t>
-      </w:r>
-      <w:r>
-        <w:rPr>
-          <w:sz w:val="15"/>
-        </w:rPr>
-        <w:t xml:space="preserve">S. Xuan, G. Liu, Z. Li, L. Zheng, S. Wang, and C. Jiang, "Random forest for credit card fraud detection," </w:t>
-      </w:r>
-      <w:r>
-        <w:rPr>
-          <w:i/>
-          <w:sz w:val="15"/>
-        </w:rPr>
-        <w:t>in Proc. IEEE 15th Int. Conf. on Networking, Sensing and Control (ICNSC)</w:t>
-      </w:r>
-      <w:r>
-        <w:rPr>
-          <w:sz w:val="15"/>
-        </w:rPr>
-        <w:t>, pp. 1–62018. DOI: 10.1109/ICNSC.2018.8361343</w:t>
-      </w:r>
-    </w:p>
-    <w:p>
-      <w:pPr>
-        <w:spacing w:line="269" w:lineRule="auto" w:after="56"/>
-        <w:ind w:left="288" w:hanging="288"/>
-      </w:pPr>
-      <w:r>
-        <w:rPr>
-          <w:b/>
-          <w:sz w:val="15"/>
-        </w:rPr>
-        <w:t xml:space="preserve">[12] </w:t>
-      </w:r>
-      <w:r>
-        <w:rPr>
-          <w:sz w:val="15"/>
-        </w:rPr>
-        <w:t xml:space="preserve">Y. Lucas, P.-E. Portier, L. Laporte, S. Calabretto, O. Caelen, L. He-Guelton, and F. Oblé, "Dataset bias in credit card fraud detection: A real world study," </w:t>
-      </w:r>
-      <w:r>
-        <w:rPr>
-          <w:i/>
-          <w:sz w:val="15"/>
-        </w:rPr>
-        <w:t>in Proc. IEEE 19th Int. Conf. on Data Mining (ICDM)</w:t>
-      </w:r>
-      <w:r>
-        <w:rPr>
-          <w:sz w:val="15"/>
-        </w:rPr>
-        <w:t>, pp. 1228–12332019. DOI: 10.1109/ICDM.2019.00152</w:t>
-      </w:r>
-    </w:p>
-    <w:p>
-      <w:pPr>
-        <w:spacing w:line="269" w:lineRule="auto" w:after="56"/>
-        <w:ind w:left="288" w:hanging="288"/>
-      </w:pPr>
-      <w:r>
-        <w:rPr>
-          <w:b/>
-          <w:sz w:val="15"/>
-        </w:rPr>
-        <w:t xml:space="preserve">[13] </w:t>
-      </w:r>
-      <w:r>
-        <w:rPr>
-          <w:sz w:val="15"/>
-        </w:rPr>
-        <w:t xml:space="preserve">M. T. Ribeiro, S. Singh, and C. Guestrin, ""Why should I trust you?": Explaining the predictions of any classifier," </w:t>
-      </w:r>
-      <w:r>
-        <w:rPr>
-          <w:i/>
-          <w:sz w:val="15"/>
-        </w:rPr>
-        <w:t>in Proc. 22nd ACM SIGKDD Int. Conf. on Knowledge Discovery and Data Mining (KDD '16)</w:t>
-      </w:r>
-      <w:r>
-        <w:rPr>
-          <w:sz w:val="15"/>
-        </w:rPr>
-        <w:t>, pp. 1135–11442016. DOI: 10.1145/2939672.2939778</w:t>
-      </w:r>
-    </w:p>
-    <w:p>
-      <w:pPr>
-        <w:spacing w:line="269" w:lineRule="auto" w:after="56"/>
-        <w:ind w:left="288" w:hanging="288"/>
-      </w:pPr>
-      <w:r>
-        <w:rPr>
-          <w:b/>
-          <w:sz w:val="15"/>
-        </w:rPr>
-        <w:t xml:space="preserve">[14] </w:t>
-      </w:r>
-      <w:r>
-        <w:rPr>
-          <w:sz w:val="15"/>
-        </w:rPr>
-        <w:t xml:space="preserve">C. Molnar, "Interpretable Machine Learning: A Guide for Making Black Box Models Explainable," </w:t>
-      </w:r>
-      <w:r>
-        <w:rPr>
-          <w:i/>
-          <w:sz w:val="15"/>
-        </w:rPr>
-        <w:t>2nd ed. Munich, Germany: Leanpub</w:t>
-      </w:r>
-      <w:r>
-        <w:rPr>
-          <w:sz w:val="15"/>
-        </w:rPr>
-        <w:t>, pp. 120–2102022.</w:t>
-      </w:r>
-    </w:p>
-    <w:p>
-      <w:pPr>
-        <w:spacing w:line="269" w:lineRule="auto" w:after="56"/>
-        <w:ind w:left="288" w:hanging="288"/>
-      </w:pPr>
-      <w:r>
-        <w:rPr>
-          <w:b/>
-          <w:sz w:val="15"/>
-        </w:rPr>
-        <w:t xml:space="preserve">[15] </w:t>
-      </w:r>
-      <w:r>
-        <w:rPr>
-          <w:sz w:val="15"/>
-        </w:rPr>
-        <w:t xml:space="preserve">F. K. Došilović, M. Brčić, and N. Hlupić, "Explainable artificial intelligence: A survey," </w:t>
-      </w:r>
-      <w:r>
-        <w:rPr>
-          <w:i/>
-          <w:sz w:val="15"/>
-        </w:rPr>
-        <w:t>in Proc. 41st Int. Convention on Information and Communication Technology, Electronics and Microelectronics (MIPRO)</w:t>
-      </w:r>
-      <w:r>
-        <w:rPr>
-          <w:sz w:val="15"/>
-        </w:rPr>
-        <w:t>, pp. 210–2152018. DOI: 10.23919/MIPRO.2018.8400040</w:t>
-      </w:r>
-    </w:p>
-    <w:p>
-      <w:pPr>
-        <w:spacing w:line="269" w:lineRule="auto" w:after="56"/>
-        <w:ind w:left="288" w:hanging="288"/>
-      </w:pPr>
-      <w:r>
-        <w:rPr>
-          <w:b/>
-          <w:sz w:val="15"/>
-        </w:rPr>
-        <w:t xml:space="preserve">[16] </w:t>
-      </w:r>
-      <w:r>
-        <w:rPr>
-          <w:sz w:val="15"/>
-        </w:rPr>
-        <w:t xml:space="preserve">P. Voigt and A. Von dem Bussche, "The EU General Data Protection Regulation (GDPR): A Practical Guide," </w:t>
-      </w:r>
-      <w:r>
-        <w:rPr>
-          <w:i/>
-          <w:sz w:val="15"/>
-        </w:rPr>
-        <w:t>1st ed. Cham, Switzerland: Springer International Publishing</w:t>
-      </w:r>
-      <w:r>
-        <w:rPr>
-          <w:sz w:val="15"/>
-        </w:rPr>
-        <w:t>, pp. 140–1852017. DOI: 10.1007/978-3-319-57959-7</w:t>
-      </w:r>
-    </w:p>
-    <w:p>
-      <w:pPr>
-        <w:spacing w:line="269" w:lineRule="auto" w:after="56"/>
-        <w:ind w:left="288" w:hanging="288"/>
-      </w:pPr>
-      <w:r>
-        <w:rPr>
-          <w:b/>
-          <w:sz w:val="15"/>
-        </w:rPr>
-        <w:t xml:space="preserve">[17] </w:t>
-      </w:r>
-      <w:r>
-        <w:rPr>
-          <w:sz w:val="15"/>
-        </w:rPr>
-        <w:t xml:space="preserve">D. Chicco and G. Jurman, "The advantages of the Matthews correlation coefficient (MCC) over F1 score and accuracy in binary classification evaluation," </w:t>
-      </w:r>
-      <w:r>
-        <w:rPr>
-          <w:i/>
-          <w:sz w:val="15"/>
-        </w:rPr>
-        <w:t>BMC Genomics</w:t>
-      </w:r>
-      <w:r>
-        <w:rPr>
-          <w:sz w:val="15"/>
-        </w:rPr>
-        <w:t>, vol. 21, no. 1, pp. 6–182020. DOI: 10.1186/s12864-019-6413-7</w:t>
-      </w:r>
-    </w:p>
-    <w:p>
-      <w:pPr>
-        <w:spacing w:line="269" w:lineRule="auto" w:after="56"/>
-        <w:ind w:left="288" w:hanging="288"/>
-      </w:pPr>
-      <w:r>
-        <w:rPr>
-          <w:b/>
-          <w:sz w:val="15"/>
-        </w:rPr>
-        <w:t xml:space="preserve">[18] </w:t>
-      </w:r>
-      <w:r>
-        <w:rPr>
-          <w:sz w:val="15"/>
-        </w:rPr>
-        <w:t xml:space="preserve">J. Davis and M. Goadrich, "The relationship between Precision-Recall and ROC curves," </w:t>
-      </w:r>
-      <w:r>
-        <w:rPr>
-          <w:i/>
-          <w:sz w:val="15"/>
-        </w:rPr>
-        <w:t>in Proc. 23rd Int. Conf. on Machine Learning (ICML '06)</w:t>
-      </w:r>
-      <w:r>
-        <w:rPr>
-          <w:sz w:val="15"/>
-        </w:rPr>
-        <w:t>, pp. 233–2402006. DOI: 10.1145/1143844.1143874</w:t>
-      </w:r>
-    </w:p>
-    <w:p>
-      <w:pPr>
-        <w:spacing w:line="269" w:lineRule="auto" w:after="56"/>
-        <w:ind w:left="288" w:hanging="288"/>
-      </w:pPr>
-      <w:r>
-        <w:rPr>
-          <w:b/>
-          <w:sz w:val="15"/>
-        </w:rPr>
-        <w:t xml:space="preserve">[19] </w:t>
-      </w:r>
-      <w:r>
-        <w:rPr>
-          <w:sz w:val="15"/>
-        </w:rPr>
-        <w:t xml:space="preserve">G. Bontempi, S. Ben Taieb, Y.-A. Le Borgne, O. Caelen, and M. Granitzer, "Machine learning for fraud detection: A primer," </w:t>
-      </w:r>
-      <w:r>
-        <w:rPr>
-          <w:i/>
-          <w:sz w:val="15"/>
-        </w:rPr>
-        <w:t>ACM Computing Surveys</w:t>
-      </w:r>
-      <w:r>
-        <w:rPr>
-          <w:sz w:val="15"/>
-        </w:rPr>
-        <w:t>, vol. 54, no. 6, pp. 1–362021. DOI: 10.1145/3453157</w:t>
-      </w:r>
-    </w:p>
-    <w:p>
-      <w:pPr>
-        <w:spacing w:line="269" w:lineRule="auto" w:after="56"/>
-        <w:ind w:left="288" w:hanging="288"/>
-      </w:pPr>
-      <w:r>
-        <w:rPr>
-          <w:b/>
-          <w:sz w:val="15"/>
-        </w:rPr>
-        <w:t xml:space="preserve">[20] </w:t>
-      </w:r>
-      <w:r>
-        <w:rPr>
-          <w:sz w:val="15"/>
-        </w:rPr>
-        <w:t xml:space="preserve">H. He and E. A. Garcia, "Learning from imbalanced data," </w:t>
-      </w:r>
-      <w:r>
-        <w:rPr>
-          <w:i/>
-          <w:sz w:val="15"/>
-        </w:rPr>
-        <w:t>IEEE Transactions on Knowledge and Data Engineering</w:t>
-      </w:r>
-      <w:r>
-        <w:rPr>
-          <w:sz w:val="15"/>
-        </w:rPr>
-        <w:t>, vol. 21, no. 9, pp. 1263–12842009. DOI: 10.1109/TKDE.2008.239</w:t>
-      </w:r>
-    </w:p>
-    <w:p>
-      <w:pPr>
-        <w:spacing w:line="269" w:lineRule="auto" w:after="56"/>
-        <w:ind w:left="288" w:hanging="288"/>
+        <w:jc w:val="both"/>
       </w:pPr>
       <w:r>
         <w:rPr>
@@ -1904,390 +1898,6 @@
           <w:sz w:val="15"/>
         </w:rPr>
         <w:t xml:space="preserve">[21] </w:t>
-      </w:r>
-      <w:r>
-        <w:rPr>
-          <w:sz w:val="15"/>
-        </w:rPr>
-        <w:t xml:space="preserve">T. Fawcett, "An introduction to ROC analysis," </w:t>
-      </w:r>
-      <w:r>
-        <w:rPr>
-          <w:i/>
-          <w:sz w:val="15"/>
-        </w:rPr>
-        <w:t>Pattern Recognition Letters</w:t>
-      </w:r>
-      <w:r>
-        <w:rPr>
-          <w:sz w:val="15"/>
-        </w:rPr>
-        <w:t>, vol. 27, no. 8, pp. 861–8742006. DOI: 10.1016/j.patrec.2005.10.010</w:t>
-      </w:r>
-    </w:p>
-    <w:p>
-      <w:pPr>
-        <w:spacing w:line="269" w:lineRule="auto" w:after="56"/>
-        <w:ind w:left="288" w:hanging="288"/>
-      </w:pPr>
-      <w:r>
-        <w:rPr>
-          <w:b/>
-          <w:sz w:val="15"/>
-        </w:rPr>
-        <w:t xml:space="preserve">[22] </w:t>
-      </w:r>
-      <w:r>
-        <w:rPr>
-          <w:sz w:val="15"/>
-        </w:rPr>
-        <w:t xml:space="preserve">R. B. Rao, S. Krishnan, and R. S. Niculescu, "Data mining for card fraud detection," </w:t>
-      </w:r>
-      <w:r>
-        <w:rPr>
-          <w:i/>
-          <w:sz w:val="15"/>
-        </w:rPr>
-        <w:t>in Handbook of Statistical Analysis and Data Mining Applications, R. Nisbet et al., Eds.</w:t>
-      </w:r>
-      <w:r>
-        <w:rPr>
-          <w:sz w:val="15"/>
-        </w:rPr>
-        <w:t>, pp. 291–3042009.</w:t>
-      </w:r>
-    </w:p>
-    <w:p>
-      <w:pPr>
-        <w:spacing w:line="269" w:lineRule="auto" w:after="56"/>
-        <w:ind w:left="288" w:hanging="288"/>
-      </w:pPr>
-      <w:r>
-        <w:rPr>
-          <w:b/>
-          <w:sz w:val="15"/>
-        </w:rPr>
-        <w:t xml:space="preserve">[23] </w:t>
-      </w:r>
-      <w:r>
-        <w:rPr>
-          <w:sz w:val="15"/>
-        </w:rPr>
-        <w:t xml:space="preserve">B. Baesens, C. Mues, and D. Martens, "50 years of data science in credit scoring: Looking back and looking ahead," </w:t>
-      </w:r>
-      <w:r>
-        <w:rPr>
-          <w:i/>
-          <w:sz w:val="15"/>
-        </w:rPr>
-        <w:t>Journal of the Operational Research Society</w:t>
-      </w:r>
-      <w:r>
-        <w:rPr>
-          <w:sz w:val="15"/>
-        </w:rPr>
-        <w:t>, vol. 75, no. 1, pp. 1–182024. DOI: 10.1080/01605682.2023.2209700</w:t>
-      </w:r>
-    </w:p>
-    <w:p>
-      <w:pPr>
-        <w:spacing w:line="269" w:lineRule="auto" w:after="56"/>
-        <w:ind w:left="288" w:hanging="288"/>
-      </w:pPr>
-      <w:r>
-        <w:rPr>
-          <w:b/>
-          <w:sz w:val="15"/>
-        </w:rPr>
-        <w:t xml:space="preserve">[24] </w:t>
-      </w:r>
-      <w:r>
-        <w:rPr>
-          <w:sz w:val="15"/>
-        </w:rPr>
-        <w:t xml:space="preserve">D. W. Hosmer, S. Lemeshow, and R. X. Sturdivant, "Applied Logistic Regression," </w:t>
-      </w:r>
-      <w:r>
-        <w:rPr>
-          <w:i/>
-          <w:sz w:val="15"/>
-        </w:rPr>
-        <w:t>3rd ed. Hoboken, NJ: John Wiley &amp; Sons</w:t>
-      </w:r>
-      <w:r>
-        <w:rPr>
-          <w:sz w:val="15"/>
-        </w:rPr>
-        <w:t>, pp. 35–882013.</w:t>
-      </w:r>
-    </w:p>
-    <w:p>
-      <w:pPr>
-        <w:spacing w:line="269" w:lineRule="auto" w:after="56"/>
-        <w:ind w:left="288" w:hanging="288"/>
-      </w:pPr>
-      <w:r>
-        <w:rPr>
-          <w:b/>
-          <w:sz w:val="15"/>
-        </w:rPr>
-        <w:t xml:space="preserve">[25] </w:t>
-      </w:r>
-      <w:r>
-        <w:rPr>
-          <w:sz w:val="15"/>
-        </w:rPr>
-        <w:t xml:space="preserve">S. J. Pan and Q. Yang, "A survey on transfer learning," </w:t>
-      </w:r>
-      <w:r>
-        <w:rPr>
-          <w:i/>
-          <w:sz w:val="15"/>
-        </w:rPr>
-        <w:t>IEEE Transactions on Knowledge and Data Engineering</w:t>
-      </w:r>
-      <w:r>
-        <w:rPr>
-          <w:sz w:val="15"/>
-        </w:rPr>
-        <w:t>, vol. 22, no. 10, pp. 1345–13592010. DOI: 10.1109/TKDE.2009.191</w:t>
-      </w:r>
-    </w:p>
-    <w:p>
-      <w:pPr>
-        <w:spacing w:line="269" w:lineRule="auto" w:after="56"/>
-        <w:ind w:left="288" w:hanging="288"/>
-      </w:pPr>
-      <w:r>
-        <w:rPr>
-          <w:b/>
-          <w:sz w:val="15"/>
-        </w:rPr>
-        <w:t xml:space="preserve">[26] </w:t>
-      </w:r>
-      <w:r>
-        <w:rPr>
-          <w:sz w:val="15"/>
-        </w:rPr>
-        <w:t xml:space="preserve">F. T. Liu, K. M. Ting, and Z.-H. Zhou, "Isolation Forest," </w:t>
-      </w:r>
-      <w:r>
-        <w:rPr>
-          <w:i/>
-          <w:sz w:val="15"/>
-        </w:rPr>
-        <w:t>in Proc. 8th IEEE Int. Conf. on Data Mining (ICDM '08)</w:t>
-      </w:r>
-      <w:r>
-        <w:rPr>
-          <w:sz w:val="15"/>
-        </w:rPr>
-        <w:t>, pp. 413–4222008. DOI: 10.1109/ICDM.2008.17</w:t>
-      </w:r>
-    </w:p>
-    <w:p>
-      <w:pPr>
-        <w:spacing w:line="269" w:lineRule="auto" w:after="56"/>
-        <w:ind w:left="288" w:hanging="288"/>
-      </w:pPr>
-      <w:r>
-        <w:rPr>
-          <w:b/>
-          <w:sz w:val="15"/>
-        </w:rPr>
-        <w:t xml:space="preserve">[27] </w:t>
-      </w:r>
-      <w:r>
-        <w:rPr>
-          <w:sz w:val="15"/>
-        </w:rPr>
-        <w:t xml:space="preserve">Z.-H. Zhou, "Ensemble Methods: Foundations and Algorithms," </w:t>
-      </w:r>
-      <w:r>
-        <w:rPr>
-          <w:i/>
-          <w:sz w:val="15"/>
-        </w:rPr>
-        <w:t>Boca Raton, FL: CRC Press</w:t>
-      </w:r>
-      <w:r>
-        <w:rPr>
-          <w:sz w:val="15"/>
-        </w:rPr>
-        <w:t>, pp. 45–982012.</w:t>
-      </w:r>
-    </w:p>
-    <w:p>
-      <w:pPr>
-        <w:spacing w:line="269" w:lineRule="auto" w:after="56"/>
-        <w:ind w:left="288" w:hanging="288"/>
-      </w:pPr>
-      <w:r>
-        <w:rPr>
-          <w:b/>
-          <w:sz w:val="15"/>
-        </w:rPr>
-        <w:t xml:space="preserve">[28] </w:t>
-      </w:r>
-      <w:r>
-        <w:rPr>
-          <w:sz w:val="15"/>
-        </w:rPr>
-        <w:t xml:space="preserve">D. Wang, J. Lin, P. Cui, Q. Jia, Z. Wang, Y. Fang, Q. Yu, J. Zhou, S. Yang, and Y. Qi, "A semi-supervised graph attentional network for financial fraud detection," </w:t>
-      </w:r>
-      <w:r>
-        <w:rPr>
-          <w:i/>
-          <w:sz w:val="15"/>
-        </w:rPr>
-        <w:t>in Proc. IEEE 35th Int. Conf. on Data Engineering (ICDE '19)</w:t>
-      </w:r>
-      <w:r>
-        <w:rPr>
-          <w:sz w:val="15"/>
-        </w:rPr>
-        <w:t>, pp. 598–6092019. DOI: 10.1109/ICDE.2019.00060</w:t>
-      </w:r>
-    </w:p>
-    <w:p>
-      <w:pPr>
-        <w:spacing w:line="269" w:lineRule="auto" w:after="56"/>
-        <w:ind w:left="288" w:hanging="288"/>
-      </w:pPr>
-      <w:r>
-        <w:rPr>
-          <w:b/>
-          <w:sz w:val="15"/>
-        </w:rPr>
-        <w:t xml:space="preserve">[29] </w:t>
-      </w:r>
-      <w:r>
-        <w:rPr>
-          <w:sz w:val="15"/>
-        </w:rPr>
-        <w:t xml:space="preserve">C. Cortes and V. Vapnik, "Support-vector networks," </w:t>
-      </w:r>
-      <w:r>
-        <w:rPr>
-          <w:i/>
-          <w:sz w:val="15"/>
-        </w:rPr>
-        <w:t>Machine Learning</w:t>
-      </w:r>
-      <w:r>
-        <w:rPr>
-          <w:sz w:val="15"/>
-        </w:rPr>
-        <w:t>, vol. 20, no. 3, pp. 273–2971995. DOI: 10.1007/BF00994018</w:t>
-      </w:r>
-    </w:p>
-    <w:p>
-      <w:pPr>
-        <w:spacing w:line="269" w:lineRule="auto" w:after="56"/>
-        <w:ind w:left="288" w:hanging="288"/>
-      </w:pPr>
-      <w:r>
-        <w:rPr>
-          <w:b/>
-          <w:sz w:val="15"/>
-        </w:rPr>
-        <w:t xml:space="preserve">[30] </w:t>
-      </w:r>
-      <w:r>
-        <w:rPr>
-          <w:sz w:val="15"/>
-        </w:rPr>
-        <w:t xml:space="preserve">J. Snoek, H. Larochelle, and R. P. Adams, "Practical Bayesian optimization of machine learning algorithms," </w:t>
-      </w:r>
-      <w:r>
-        <w:rPr>
-          <w:i/>
-          <w:sz w:val="15"/>
-        </w:rPr>
-        <w:t>in Advances in Neural Information Processing Systems (NeurIPS 2012)</w:t>
-      </w:r>
-      <w:r>
-        <w:rPr>
-          <w:sz w:val="15"/>
-        </w:rPr>
-        <w:t>, vol. 25, pp. 2951–29592012.</w:t>
-      </w:r>
-    </w:p>
-    <w:p>
-      <w:pPr>
-        <w:spacing w:line="269" w:lineRule="auto" w:after="56"/>
-        <w:ind w:left="288" w:hanging="288"/>
-      </w:pPr>
-      <w:r>
-        <w:rPr>
-          <w:b/>
-          <w:sz w:val="15"/>
-        </w:rPr>
-        <w:t xml:space="preserve">[31] </w:t>
-      </w:r>
-      <w:r>
-        <w:rPr>
-          <w:sz w:val="15"/>
-        </w:rPr>
-        <w:t xml:space="preserve">P. Domingos, "A few useful things to know about machine learning," </w:t>
-      </w:r>
-      <w:r>
-        <w:rPr>
-          <w:i/>
-          <w:sz w:val="15"/>
-        </w:rPr>
-        <w:t>Communications of the ACM</w:t>
-      </w:r>
-      <w:r>
-        <w:rPr>
-          <w:sz w:val="15"/>
-        </w:rPr>
-        <w:t>, vol. 55, no. 10, pp. 78–872012. DOI: 10.1145/2347736.2347755</w:t>
-      </w:r>
-    </w:p>
-    <w:p>
-      <w:pPr>
-        <w:spacing w:line="269" w:lineRule="auto" w:after="56"/>
-        <w:ind w:left="288" w:hanging="288"/>
-      </w:pPr>
-      <w:r>
-        <w:rPr>
-          <w:b/>
-          <w:sz w:val="15"/>
-        </w:rPr>
-        <w:t xml:space="preserve">[32] </w:t>
-      </w:r>
-      <w:r>
-        <w:rPr>
-          <w:sz w:val="15"/>
-        </w:rPr>
-        <w:t xml:space="preserve">High-Level Expert Group on Artificial Intelligence, "Ethics Guidelines for Trustworthy AI," </w:t>
-      </w:r>
-      <w:r>
-        <w:rPr>
-          <w:i/>
-          <w:sz w:val="15"/>
-        </w:rPr>
-        <w:t>European Commission, Brussels, Belgium, Tech. Rep.</w:t>
-      </w:r>
-      <w:r>
-        <w:rPr>
-          <w:sz w:val="15"/>
-        </w:rPr>
-        <w:t>, pp. 1–412019.</w:t>
-      </w:r>
-    </w:p>
-    <w:p>
-      <w:pPr>
-        <w:spacing w:line="269" w:lineRule="auto" w:after="56"/>
-        <w:ind w:left="288" w:hanging="288"/>
-      </w:pPr>
-      <w:r>
-        <w:rPr>
-          <w:b/>
-          <w:sz w:val="15"/>
-        </w:rPr>
-        <w:t xml:space="preserve">[33] </w:t>
       </w:r>
       <w:r>
         <w:rPr>
@@ -2306,71 +1916,7 @@
         <w:rPr>
           <w:sz w:val="15"/>
         </w:rPr>
-        <w:t>, vol. 46, no. 4, pp. 1–372014. DOI: 10.1145/2523813</w:t>
-      </w:r>
-    </w:p>
-    <w:p>
-      <w:pPr>
-        <w:spacing w:line="269" w:lineRule="auto" w:after="56"/>
-        <w:ind w:left="288" w:hanging="288"/>
-      </w:pPr>
-      <w:r>
-        <w:rPr>
-          <w:b/>
-          <w:sz w:val="15"/>
-        </w:rPr>
-        <w:t xml:space="preserve">[34] </w:t>
-      </w:r>
-      <w:r>
-        <w:rPr>
-          <w:sz w:val="15"/>
-        </w:rPr>
-        <w:t xml:space="preserve">M. T. Ribeiro, S. Singh, and C. Guestrin, ""Why should I trust you?": Explaining the predictions of any classifier," </w:t>
-      </w:r>
-      <w:r>
-        <w:rPr>
-          <w:i/>
-          <w:sz w:val="15"/>
-        </w:rPr>
-        <w:t>in Proc. 22nd ACM SIGKDD Int. Conf. on Knowledge Discovery and Data Mining (KDD '16)</w:t>
-      </w:r>
-      <w:r>
-        <w:rPr>
-          <w:sz w:val="15"/>
-        </w:rPr>
-        <w:t>, pp. 1135–11442016. DOI: 10.1145/2939672.2939778</w:t>
-      </w:r>
-    </w:p>
-    <w:p>
-      <w:pPr>
-        <w:spacing w:line="269" w:lineRule="auto" w:after="56"/>
-        <w:ind w:left="288" w:hanging="288"/>
-      </w:pPr>
-      <w:r>
-        <w:rPr>
-          <w:b/>
-          <w:sz w:val="15"/>
-        </w:rPr>
-        <w:t xml:space="preserve">[35] </w:t>
-      </w:r>
-      <w:r>
-        <w:rPr>
-          <w:sz w:val="15"/>
-        </w:rPr>
-        <w:t xml:space="preserve">Board of Governors of the Federal Reserve System, "Supervisory Guidance on Model Risk Management (SR Letter 11-7)," </w:t>
-      </w:r>
-      <w:r>
-        <w:rPr>
-          <w:i/>
-          <w:sz w:val="15"/>
-        </w:rPr>
-        <w:t>Office of the Comptroller of the Currency, Washington, D.C., Tech. Rep.</w:t>
-      </w:r>
-      <w:r>
-        <w:rPr>
-          <w:sz w:val="15"/>
-        </w:rPr>
-        <w:t>, pp. 1–212011.</w:t>
+        <w:t>, vol. 46, no. 4, pp. 1–37, 2014. DOI: 10.1145/2523813</w:t>
       </w:r>
     </w:p>
     <w:sectPr>
@@ -2379,7 +1925,7 @@
       <w:pgMar w:top="936" w:right="792" w:bottom="936" w:left="792" w:header="720" w:footer="720" w:gutter="0"/>
       <w:cols w:space="720"/>
       <w:docGrid w:linePitch="360"/>
-      <w:cols w:num="2" w:space="720"/>
+      <w:cols w:num="2" w:space="400"/>
     </w:sectPr>
   </w:body>
 </w:document>
